--- a/downloads/workbook/ai-7-week-01.docx
+++ b/downloads/workbook/ai-7-week-01.docx
@@ -889,6 +889,178 @@
         <w:t>Project connection: For the Reproducible AI Research Study, retain an annotated worked trace and the changed-case reasoning. Connect the claim to its records, units and assumptions so another investigator can challenge or reproduce it.</w:t>
       </w:r>
     </w:p>
+    <w:p>
+      <w:pPr>
+        <w:pStyle w:val="Heading1"/>
+      </w:pPr>
+      <w:r>
+        <w:t>13. Project portfolio milestone</w:t>
+      </w:r>
+    </w:p>
+    <w:p>
+      <w:r>
+        <w:t>Project: Reproducible AI Research Study</w:t>
+      </w:r>
+    </w:p>
+    <w:p>
+      <w:r>
+        <w:t>Current milestone: Frame the need. Name the user, the problem, allowed inputs and a safe simple starting method.</w:t>
+      </w:r>
+    </w:p>
+    <w:p>
+      <w:r>
+        <w:t>For the Reproducible AI Research Study, retain an annotated worked trace and the changed-case reasoning. Connect the claim to its records, units and assumptions so another investigator can challenge or reproduce it.</w:t>
+      </w:r>
+    </w:p>
+    <w:tbl>
+      <w:tblPr>
+        <w:tblStyle w:val="LightShading-Accent1"/>
+        <w:tblW w:type="auto" w:w="0"/>
+        <w:tblLook w:firstColumn="1" w:firstRow="1" w:lastColumn="0" w:lastRow="0" w:noHBand="0" w:noVBand="1" w:val="04A0"/>
+      </w:tblPr>
+      <w:tblGrid>
+        <w:gridCol w:w="5112"/>
+        <w:gridCol w:w="5112"/>
+      </w:tblGrid>
+      <w:tr>
+        <w:trPr>
+          <w:tblHeader/>
+        </w:trPr>
+        <w:tc>
+          <w:tcPr>
+            <w:tcW w:type="dxa" w:w="5112"/>
+          </w:tcPr>
+          <w:p>
+            <w:r>
+              <w:t>Evidence to keep</w:t>
+            </w:r>
+          </w:p>
+        </w:tc>
+        <w:tc>
+          <w:tcPr>
+            <w:tcW w:type="dxa" w:w="5112"/>
+          </w:tcPr>
+          <w:p>
+            <w:r>
+              <w:t>My record</w:t>
+            </w:r>
+          </w:p>
+        </w:tc>
+      </w:tr>
+      <w:tr>
+        <w:tc>
+          <w:tcPr>
+            <w:tcW w:type="dxa" w:w="5112"/>
+          </w:tcPr>
+          <w:p>
+            <w:r>
+              <w:t>This week’s input and deciding step</w:t>
+            </w:r>
+          </w:p>
+        </w:tc>
+        <w:tc>
+          <w:tcPr>
+            <w:tcW w:type="dxa" w:w="5112"/>
+          </w:tcPr>
+          <w:p>
+            <w:r/>
+          </w:p>
+        </w:tc>
+      </w:tr>
+      <w:tr>
+        <w:tc>
+          <w:tcPr>
+            <w:tcW w:type="dxa" w:w="5112"/>
+          </w:tcPr>
+          <w:p>
+            <w:r>
+              <w:t>Prediction and actual result (or labelled paper trace)</w:t>
+            </w:r>
+          </w:p>
+        </w:tc>
+        <w:tc>
+          <w:tcPr>
+            <w:tcW w:type="dxa" w:w="5112"/>
+          </w:tcPr>
+          <w:p>
+            <w:r/>
+          </w:p>
+        </w:tc>
+      </w:tr>
+      <w:tr>
+        <w:tc>
+          <w:tcPr>
+            <w:tcW w:type="dxa" w:w="5112"/>
+          </w:tcPr>
+          <w:p>
+            <w:r>
+              <w:t>One change since the previous checkpoint and why</w:t>
+            </w:r>
+          </w:p>
+        </w:tc>
+        <w:tc>
+          <w:tcPr>
+            <w:tcW w:type="dxa" w:w="5112"/>
+          </w:tcPr>
+          <w:p>
+            <w:r/>
+          </w:p>
+        </w:tc>
+      </w:tr>
+      <w:tr>
+        <w:tc>
+          <w:tcPr>
+            <w:tcW w:type="dxa" w:w="5112"/>
+          </w:tcPr>
+          <w:p>
+            <w:r>
+              <w:t>One error or limit and the next test</w:t>
+            </w:r>
+          </w:p>
+        </w:tc>
+        <w:tc>
+          <w:tcPr>
+            <w:tcW w:type="dxa" w:w="5112"/>
+          </w:tcPr>
+          <w:p>
+            <w:r/>
+          </w:p>
+        </w:tc>
+      </w:tr>
+    </w:tbl>
+    <w:p>
+      <w:pPr>
+        <w:pStyle w:val="Heading3"/>
+      </w:pPr>
+      <w:r>
+        <w:t>Explain what this week adds to your project. Reuse last week’s record rather than starting again.</w:t>
+      </w:r>
+    </w:p>
+    <w:p>
+      <w:r>
+        <w:t>________________________________________________________________</w:t>
+      </w:r>
+    </w:p>
+    <w:p>
+      <w:r>
+        <w:t>________________________________________________________________</w:t>
+      </w:r>
+    </w:p>
+    <w:p>
+      <w:r>
+        <w:t>________________________________________________________________</w:t>
+      </w:r>
+    </w:p>
+    <w:p>
+      <w:r>
+        <w:t>________________________________________________________________</w:t>
+      </w:r>
+    </w:p>
+    <w:p>
+      <w:r>
+        <w:t>________________________________________________________________</w:t>
+      </w:r>
+    </w:p>
     <w:sectPr>
       <w:pgSz w:w="12240" w:h="15840"/>
       <w:pgMar w:top="936" w:right="1008" w:bottom="936" w:left="1008" w:header="720" w:footer="720" w:gutter="0"/>

--- a/downloads/workbook/ai-7-week-01.docx
+++ b/downloads/workbook/ai-7-week-01.docx
@@ -1061,6 +1061,225 @@
         <w:t>________________________________________________________________</w:t>
       </w:r>
     </w:p>
+    <w:p>
+      <w:pPr>
+        <w:pStyle w:val="Heading1"/>
+      </w:pPr>
+      <w:r>
+        <w:t>14. Supported practice and learning evidence</w:t>
+      </w:r>
+    </w:p>
+    <w:p>
+      <w:r>
+        <w:t>Use this supported practice once, in the browser or on paper. Keep the reserved independent assessment for a separate first attempt before teacher feedback.</w:t>
+      </w:r>
+    </w:p>
+    <w:p>
+      <w:r>
+        <w:t>A question with a measurable answer. A team wants to know whether giving a diagram changes accuracy on six fixed plant-identification tasks.</w:t>
+      </w:r>
+    </w:p>
+    <w:p>
+      <w:pPr>
+        <w:pStyle w:val="Heading3"/>
+      </w:pPr>
+      <w:r>
+        <w:t>Practice 1: explain the deciding evidence</w:t>
+      </w:r>
+    </w:p>
+    <w:p>
+      <w:r>
+        <w:t>Which labelled step matches this detail? The study can compare those versions on those tasks, not all diagrams or learners.</w:t>
+      </w:r>
+    </w:p>
+    <w:p>
+      <w:r>
+        <w:t>1. Define the comparison</w:t>
+      </w:r>
+    </w:p>
+    <w:p>
+      <w:r>
+        <w:t>2. Bound the conclusion</w:t>
+      </w:r>
+    </w:p>
+    <w:p>
+      <w:r>
+        <w:t>3. Narrow the question</w:t>
+      </w:r>
+    </w:p>
+    <w:p>
+      <w:pPr>
+        <w:pStyle w:val="Heading3"/>
+      </w:pPr>
+      <w:r>
+        <w:t>My selected conclusion, deciding fact and explanation</w:t>
+      </w:r>
+    </w:p>
+    <w:p>
+      <w:r>
+        <w:t>________________________________________________________________</w:t>
+      </w:r>
+    </w:p>
+    <w:p>
+      <w:r>
+        <w:t>________________________________________________________________</w:t>
+      </w:r>
+    </w:p>
+    <w:p>
+      <w:r>
+        <w:t>________________________________________________________________</w:t>
+      </w:r>
+    </w:p>
+    <w:p>
+      <w:r>
+        <w:t>________________________________________________________________</w:t>
+      </w:r>
+    </w:p>
+    <w:p>
+      <w:r>
+        <w:t>________________________________________________________________</w:t>
+      </w:r>
+    </w:p>
+    <w:p>
+      <w:r>
+        <w:t>Hint if needed: Read the steps in the pictorial case. Match the supplied detail to the stage that performs or records it.</w:t>
+      </w:r>
+    </w:p>
+    <w:p>
+      <w:r>
+        <w:t>After your attempt, compare with the supported explanation: Bound the conclusion The study can compare those versions on those tasks, not all diagrams or learners. An answerable research question connects a change to an observable outcome and a specified population. Opinion words need an operational definition before measurement.</w:t>
+      </w:r>
+    </w:p>
+    <w:p>
+      <w:pPr>
+        <w:pStyle w:val="Heading3"/>
+      </w:pPr>
+      <w:r>
+        <w:t>Practice 2: explain the deciding evidence</w:t>
+      </w:r>
+    </w:p>
+    <w:p>
+      <w:r>
+        <w:t>Changed-case practice: Replace the six tasks with six easier tasks only for B. Which conclusion is supported by the supplied facts?</w:t>
+      </w:r>
+    </w:p>
+    <w:p>
+      <w:r>
+        <w:t>1. This one example guarantees correct results for every future input.</w:t>
+      </w:r>
+    </w:p>
+    <w:p>
+      <w:r>
+        <w:t>2. The comparison no longer isolates the diagram condition.</w:t>
+      </w:r>
+    </w:p>
+    <w:p>
+      <w:r>
+        <w:t>3. We can decide the result without examining the changed input or the procedure.</w:t>
+      </w:r>
+    </w:p>
+    <w:p>
+      <w:pPr>
+        <w:pStyle w:val="Heading3"/>
+      </w:pPr>
+      <w:r>
+        <w:t>My selected conclusion, deciding fact and explanation</w:t>
+      </w:r>
+    </w:p>
+    <w:p>
+      <w:r>
+        <w:t>________________________________________________________________</w:t>
+      </w:r>
+    </w:p>
+    <w:p>
+      <w:r>
+        <w:t>________________________________________________________________</w:t>
+      </w:r>
+    </w:p>
+    <w:p>
+      <w:r>
+        <w:t>________________________________________________________________</w:t>
+      </w:r>
+    </w:p>
+    <w:p>
+      <w:r>
+        <w:t>________________________________________________________________</w:t>
+      </w:r>
+    </w:p>
+    <w:p>
+      <w:r>
+        <w:t>________________________________________________________________</w:t>
+      </w:r>
+    </w:p>
+    <w:p>
+      <w:r>
+        <w:t>Hint if needed: Use the changed condition and the deciding step in the pictorial trace. The answer must say what follows from those facts.</w:t>
+      </w:r>
+    </w:p>
+    <w:p>
+      <w:r>
+        <w:t>After your attempt, compare with the supported explanation: The comparison no longer isolates the diagram condition. Task difficulty now changes alongside the proposed intervention.</w:t>
+      </w:r>
+    </w:p>
+    <w:p>
+      <w:pPr>
+        <w:pStyle w:val="Heading3"/>
+      </w:pPr>
+      <w:r>
+        <w:t>Repair a missing building block</w:t>
+      </w:r>
+    </w:p>
+    <w:p>
+      <w:r>
+        <w:t>Review Engineering demonstration and defense (ai-6/36). Goal: Explain the mechanism and terminology of engineering demonstration and defense. Short practice: Locate V7, room E and read-only scope in the demonstration. Which evidence supports the answer, and why must a request to email everyone still be refused?. Return to this week and explain what you changed.</w:t>
+      </w:r>
+    </w:p>
+    <w:p>
+      <w:pPr>
+        <w:pStyle w:val="Heading3"/>
+      </w:pPr>
+      <w:r>
+        <w:t>Keep your completed work</w:t>
+      </w:r>
+    </w:p>
+    <w:p>
+      <w:r>
+        <w:t>Use Download completed work in the hosted lesson to export your answers, reflections, practice feedback and code-run evidence. Open the HTML copy to read or print it. Drafts stay in this browser when storage is available; clear drafts on a shared device.</w:t>
+      </w:r>
+    </w:p>
+    <w:p>
+      <w:pPr>
+        <w:pStyle w:val="Heading3"/>
+      </w:pPr>
+      <w:r>
+        <w:t>What I repaired, the evidence I kept and the next test</w:t>
+      </w:r>
+    </w:p>
+    <w:p>
+      <w:r>
+        <w:t>________________________________________________________________</w:t>
+      </w:r>
+    </w:p>
+    <w:p>
+      <w:r>
+        <w:t>________________________________________________________________</w:t>
+      </w:r>
+    </w:p>
+    <w:p>
+      <w:r>
+        <w:t>________________________________________________________________</w:t>
+      </w:r>
+    </w:p>
+    <w:p>
+      <w:r>
+        <w:t>________________________________________________________________</w:t>
+      </w:r>
+    </w:p>
+    <w:p>
+      <w:r>
+        <w:t>________________________________________________________________</w:t>
+      </w:r>
+    </w:p>
     <w:sectPr>
       <w:pgSz w:w="12240" w:h="15840"/>
       <w:pgMar w:top="936" w:right="1008" w:bottom="936" w:left="1008" w:header="720" w:footer="720" w:gutter="0"/>

--- a/downloads/workbook/ai-7-week-01.docx
+++ b/downloads/workbook/ai-7-week-01.docx
@@ -30,6 +30,17 @@
     </w:p>
     <w:p>
       <w:r>
+        <w:t>Record your starting explanation for A question that evidence can answer before opening notes. Show any later correction separately.</w:t>
+      </w:r>
+    </w:p>
+    <w:p>
+      <w:pPr>
+        <w:spacing w:line="336" w:lineRule="auto" w:after="180"/>
+      </w:pPr>
+      <w:r>
+        <w:rPr>
+          <w:b w:val="0"/>
+        </w:rPr>
         <w:t>Try the recall before opening notes. Then use a different colour or a labelled second line to correct your explanation.</w:t>
       </w:r>
     </w:p>
@@ -42,7 +53,13 @@
       </w:r>
     </w:p>
     <w:p>
-      <w:r>
+      <w:pPr>
+        <w:spacing w:line="336" w:lineRule="auto" w:after="180"/>
+      </w:pPr>
+      <w:r>
+        <w:rPr>
+          <w:b w:val="0"/>
+        </w:rPr>
         <w:t>Without opening the old lesson, explain one key idea from Engineering demonstration and defense. Give an example and a mistake that the idea helps you avoid.</w:t>
       </w:r>
     </w:p>
@@ -79,7 +96,30 @@
     </w:p>
     <w:p>
       <w:r>
-        <w:t>Use W2: Trace the worked case for A question that evidence can answer. Record the answer once; the lesson and workbook refer to the same attempt.</w:t>
+        <w:t>Complete the supported A question that evidence can answer trace and record the first step you can explain without help.</w:t>
+      </w:r>
+    </w:p>
+    <w:p>
+      <w:pPr>
+        <w:spacing w:line="336" w:lineRule="auto" w:after="180"/>
+      </w:pPr>
+      <w:r>
+        <w:rPr>
+          <w:b w:val="0"/>
+        </w:rPr>
+        <w:t xml:space="preserve">Use W2: Trace the worked case for A question that </w:t>
+      </w:r>
+      <w:r>
+        <w:rPr>
+          <w:b/>
+        </w:rPr>
+        <w:t>evidence</w:t>
+      </w:r>
+      <w:r>
+        <w:rPr>
+          <w:b w:val="0"/>
+        </w:rPr>
+        <w:t xml:space="preserve"> can answer. Record the answer once; the lesson and workbook refer to the same attempt.</w:t>
       </w:r>
     </w:p>
     <w:tbl>
@@ -207,7 +247,41 @@
     </w:p>
     <w:p>
       <w:r>
-        <w:t>Use the worked case for A question that evidence can answer. Proposed explanation: “The worked result establishes every future case”. Decide whether this explanation is supported. Point to the step or supplied fact that decides; explain your repair if needed.</w:t>
+        <w:t>Check the proposed A question that evidence can answer explanation against the supplied facts before discussing it.</w:t>
+      </w:r>
+    </w:p>
+    <w:p>
+      <w:pPr>
+        <w:spacing w:line="336" w:lineRule="auto" w:after="180"/>
+      </w:pPr>
+      <w:r>
+        <w:rPr>
+          <w:b w:val="0"/>
+        </w:rPr>
+        <w:t xml:space="preserve">Use the worked case for A question that </w:t>
+      </w:r>
+      <w:r>
+        <w:rPr>
+          <w:b/>
+        </w:rPr>
+        <w:t>evidence</w:t>
+      </w:r>
+      <w:r>
+        <w:rPr>
+          <w:b w:val="0"/>
+        </w:rPr>
+        <w:t xml:space="preserve"> can answer. Proposed explanation: “The worked result establishes every future case”. Decide whether this explanation is supported.</w:t>
+      </w:r>
+    </w:p>
+    <w:p>
+      <w:pPr>
+        <w:spacing w:line="336" w:lineRule="auto" w:after="180"/>
+      </w:pPr>
+      <w:r>
+        <w:rPr>
+          <w:b w:val="0"/>
+        </w:rPr>
+        <w:t>Point to the step or supplied fact that decides; explain your repair if needed.</w:t>
       </w:r>
     </w:p>
     <w:p>
@@ -247,16 +321,8 @@
       </w:r>
     </w:p>
     <w:p>
-      <w:pPr>
-        <w:pStyle w:val="Heading3"/>
-      </w:pPr>
-      <w:r>
-        <w:t>Independent case: Apply a new case independently</w:t>
-      </w:r>
-    </w:p>
-    <w:p>
-      <w:r>
-        <w:t>You have response times and correctness for two lookup procedures on ten fictional requests. Write a bounded question and one missing detail.</w:t>
+      <w:r>
+        <w:t>Write one first attempt at the reserved independent case before feedback. Repeated copies of that case refer to the same recorded attempt.</w:t>
       </w:r>
     </w:p>
     <w:p>
@@ -264,17 +330,26 @@
         <w:pStyle w:val="Heading3"/>
       </w:pPr>
       <w:r>
-        <w:t>My independent explanation, trace and limits</w:t>
+        <w:t>Independent case: Apply a new case independently</w:t>
       </w:r>
     </w:p>
     <w:p>
-      <w:r>
-        <w:t>________________________________________________________________</w:t>
+      <w:pPr>
+        <w:spacing w:line="336" w:lineRule="auto" w:after="180"/>
+      </w:pPr>
+      <w:r>
+        <w:rPr>
+          <w:b w:val="0"/>
+        </w:rPr>
+        <w:t>You have response times and correctness for two lookup procedures on ten fictional requests. Write a bounded question and one missing detail.</w:t>
       </w:r>
     </w:p>
     <w:p>
-      <w:r>
-        <w:t>________________________________________________________________</w:t>
+      <w:pPr>
+        <w:pStyle w:val="Heading3"/>
+      </w:pPr>
+      <w:r>
+        <w:t>My independent explanation, trace and limits</w:t>
       </w:r>
     </w:p>
     <w:p>
@@ -304,6 +379,22 @@
     </w:p>
     <w:p>
       <w:r>
+        <w:t>________________________________________________________________</w:t>
+      </w:r>
+    </w:p>
+    <w:p>
+      <w:r>
+        <w:t>________________________________________________________________</w:t>
+      </w:r>
+    </w:p>
+    <w:p>
+      <w:pPr>
+        <w:spacing w:line="336" w:lineRule="auto" w:after="180"/>
+      </w:pPr>
+      <w:r>
+        <w:rPr>
+          <w:b w:val="0"/>
+        </w:rPr>
         <w:t>Attempt this case before feedback. Record any help. Earlier examples below are further practice; a case already practised with feedback cannot establish fresh transfer.</w:t>
       </w:r>
     </w:p>
@@ -317,7 +408,54 @@
     </w:p>
     <w:p>
       <w:r>
-        <w:t>Explain the weekly mechanism in your own words. Use the worked scenario to name its input, decision rule and output.</w:t>
+        <w:t>Explain the mechanism. Apply the supplied A question that evidence can answer facts and keep your reasoning.</w:t>
+      </w:r>
+    </w:p>
+    <w:p>
+      <w:pPr>
+        <w:spacing w:line="336" w:lineRule="auto" w:after="180"/>
+      </w:pPr>
+      <w:r>
+        <w:rPr>
+          <w:b w:val="0"/>
+        </w:rPr>
+        <w:t xml:space="preserve">Explain the weekly </w:t>
+      </w:r>
+      <w:r>
+        <w:rPr>
+          <w:b/>
+        </w:rPr>
+        <w:t>mechanism</w:t>
+      </w:r>
+      <w:r>
+        <w:rPr>
+          <w:b w:val="0"/>
+        </w:rPr>
+        <w:t xml:space="preserve"> in your own words. Use the worked scenario to name its </w:t>
+      </w:r>
+      <w:r>
+        <w:rPr>
+          <w:b/>
+        </w:rPr>
+        <w:t>input</w:t>
+      </w:r>
+      <w:r>
+        <w:rPr>
+          <w:b w:val="0"/>
+        </w:rPr>
+        <w:t xml:space="preserve">, decision rule and </w:t>
+      </w:r>
+      <w:r>
+        <w:rPr>
+          <w:b/>
+        </w:rPr>
+        <w:t>output</w:t>
+      </w:r>
+      <w:r>
+        <w:rPr>
+          <w:b w:val="0"/>
+        </w:rPr>
+        <w:t>.</w:t>
       </w:r>
     </w:p>
     <w:p>
@@ -368,7 +506,30 @@
     </w:p>
     <w:p>
       <w:r>
-        <w:t>Proposal says prove AI is useful; available records are retrieval results for five room queries. Show the intermediate steps and give the conclusion with its scope.</w:t>
+        <w:t>Trace the worked case. Apply the supplied A question that evidence can answer facts and keep your reasoning.</w:t>
+      </w:r>
+    </w:p>
+    <w:p>
+      <w:pPr>
+        <w:spacing w:line="336" w:lineRule="auto" w:after="180"/>
+      </w:pPr>
+      <w:r>
+        <w:rPr>
+          <w:b w:val="0"/>
+        </w:rPr>
+        <w:t xml:space="preserve">Proposal says prove AI is useful; available records are retrieval results for five room queries. Show the intermediate steps and give the conclusion with its </w:t>
+      </w:r>
+      <w:r>
+        <w:rPr>
+          <w:b/>
+        </w:rPr>
+        <w:t>scope</w:t>
+      </w:r>
+      <w:r>
+        <w:rPr>
+          <w:b w:val="0"/>
+        </w:rPr>
+        <w:t>.</w:t>
       </w:r>
     </w:p>
     <w:p>
@@ -424,7 +585,30 @@
     </w:p>
     <w:p>
       <w:r>
-        <w:t>A report omits this qualification: A measurable narrow question is not evidence of its answer. Explain how omitting it could change a reader's interpretation, and write an accurate replacement.</w:t>
+        <w:t>Audit the limit. Apply the supplied A question that evidence can answer facts and keep your reasoning.</w:t>
+      </w:r>
+    </w:p>
+    <w:p>
+      <w:pPr>
+        <w:spacing w:line="336" w:lineRule="auto" w:after="180"/>
+      </w:pPr>
+      <w:r>
+        <w:rPr>
+          <w:b w:val="0"/>
+        </w:rPr>
+        <w:t xml:space="preserve">A report omits this qualification: A measurable narrow question is not </w:t>
+      </w:r>
+      <w:r>
+        <w:rPr>
+          <w:b/>
+        </w:rPr>
+        <w:t>evidence</w:t>
+      </w:r>
+      <w:r>
+        <w:rPr>
+          <w:b w:val="0"/>
+        </w:rPr>
+        <w:t xml:space="preserve"> of its answer. Explain how omitting it could change a reader's interpretation, and write an accurate replacement.</w:t>
       </w:r>
     </w:p>
     <w:p>
@@ -475,6 +659,17 @@
     </w:p>
     <w:p>
       <w:r>
+        <w:t>Attempt before feedback. If this repeats the selected independent case, reuse that first attempt; otherwise keep a separate record. Apply a new case independently. Apply the supplied A question that evidence can answer facts and keep your reasoning.</w:t>
+      </w:r>
+    </w:p>
+    <w:p>
+      <w:pPr>
+        <w:spacing w:line="336" w:lineRule="auto" w:after="180"/>
+      </w:pPr>
+      <w:r>
+        <w:rPr>
+          <w:b w:val="0"/>
+        </w:rPr>
         <w:t>You have response times and correctness for two lookup procedures on ten fictional requests. Write a bounded question and one missing detail.</w:t>
       </w:r>
     </w:p>
@@ -536,7 +731,41 @@
     </w:p>
     <w:p>
       <w:r>
-        <w:t>For the worked scenario, propose one additional case that could reveal a failure, describe its expected outcome before running it, and explain what would need to remain fixed for a fair comparison. Do not reuse W4 as a new final test after receiving feedback.</w:t>
+        <w:t>Design a revealing follow-up. Apply the supplied A question that evidence can answer facts and keep your reasoning.</w:t>
+      </w:r>
+    </w:p>
+    <w:p>
+      <w:pPr>
+        <w:spacing w:line="336" w:lineRule="auto" w:after="180"/>
+      </w:pPr>
+      <w:r>
+        <w:rPr>
+          <w:b w:val="0"/>
+        </w:rPr>
+        <w:t xml:space="preserve">For the worked scenario, propose one additional case that could reveal a failure, describe its expected </w:t>
+      </w:r>
+      <w:r>
+        <w:rPr>
+          <w:b/>
+        </w:rPr>
+        <w:t>outcome</w:t>
+      </w:r>
+      <w:r>
+        <w:rPr>
+          <w:b w:val="0"/>
+        </w:rPr>
+        <w:t xml:space="preserve"> before running it, and explain what would need to remain fixed for a fair comparison.</w:t>
+      </w:r>
+    </w:p>
+    <w:p>
+      <w:pPr>
+        <w:spacing w:line="336" w:lineRule="auto" w:after="180"/>
+      </w:pPr>
+      <w:r>
+        <w:rPr>
+          <w:b w:val="0"/>
+        </w:rPr>
+        <w:t>Do not reuse W4 as a new final test after receiving feedback.</w:t>
       </w:r>
     </w:p>
     <w:p>
@@ -592,7 +821,101 @@
     </w:p>
     <w:p>
       <w:r>
-        <w:t>Add a labelled a question that evidence can answer evidence sheet to Reproducible AI Research Study. Show how you can explain the mechanism and terminology of a question that evidence can answer. Use the supplied fictional case and keep its inputs, intermediate steps, calculation or prediction, and limitation. Connect this record to last week’s record; a matching answer without a trace is insufficient.</w:t>
+        <w:t>Connect A question that evidence can answer to Reproducible AI Research Study, identify a limit and choose the next useful test.</w:t>
+      </w:r>
+    </w:p>
+    <w:p>
+      <w:pPr>
+        <w:spacing w:line="336" w:lineRule="auto" w:after="180"/>
+      </w:pPr>
+      <w:r>
+        <w:rPr>
+          <w:b w:val="0"/>
+        </w:rPr>
+        <w:t xml:space="preserve">Add a labelled a question that </w:t>
+      </w:r>
+      <w:r>
+        <w:rPr>
+          <w:b/>
+        </w:rPr>
+        <w:t>evidence</w:t>
+      </w:r>
+      <w:r>
+        <w:rPr>
+          <w:b w:val="0"/>
+        </w:rPr>
+        <w:t xml:space="preserve"> can answer </w:t>
+      </w:r>
+      <w:r>
+        <w:rPr>
+          <w:b/>
+        </w:rPr>
+        <w:t>evidence</w:t>
+      </w:r>
+      <w:r>
+        <w:rPr>
+          <w:b w:val="0"/>
+        </w:rPr>
+        <w:t xml:space="preserve"> sheet to Reproducible AI Research Study. Show how you can explain the </w:t>
+      </w:r>
+      <w:r>
+        <w:rPr>
+          <w:b/>
+        </w:rPr>
+        <w:t>mechanism</w:t>
+      </w:r>
+      <w:r>
+        <w:rPr>
+          <w:b w:val="0"/>
+        </w:rPr>
+        <w:t xml:space="preserve"> and terminology of a question that </w:t>
+      </w:r>
+      <w:r>
+        <w:rPr>
+          <w:b/>
+        </w:rPr>
+        <w:t>evidence</w:t>
+      </w:r>
+      <w:r>
+        <w:rPr>
+          <w:b w:val="0"/>
+        </w:rPr>
+        <w:t xml:space="preserve"> can answer.</w:t>
+      </w:r>
+    </w:p>
+    <w:p>
+      <w:pPr>
+        <w:spacing w:line="336" w:lineRule="auto" w:after="180"/>
+      </w:pPr>
+      <w:r>
+        <w:rPr>
+          <w:b w:val="0"/>
+        </w:rPr>
+        <w:t xml:space="preserve">Use the supplied fictional case and keep its </w:t>
+      </w:r>
+      <w:r>
+        <w:rPr>
+          <w:b/>
+        </w:rPr>
+        <w:t>input</w:t>
+      </w:r>
+      <w:r>
+        <w:rPr>
+          <w:b w:val="0"/>
+        </w:rPr>
+        <w:t xml:space="preserve">s, intermediate steps, calculation or </w:t>
+      </w:r>
+      <w:r>
+        <w:rPr>
+          <w:b/>
+        </w:rPr>
+        <w:t>prediction</w:t>
+      </w:r>
+      <w:r>
+        <w:rPr>
+          <w:b w:val="0"/>
+        </w:rPr>
+        <w:t>, and limitation. Connect this record to last week’s record; a matching answer without a trace is insufficient.</w:t>
       </w:r>
     </w:p>
     <w:p>
@@ -639,6 +962,11 @@
       </w:pPr>
       <w:r>
         <w:t>11. Feedback, return check and learning record</w:t>
+      </w:r>
+    </w:p>
+    <w:p>
+      <w:r>
+        <w:t>Record the first repaired step and a different case to revisit after a delay.</w:t>
       </w:r>
     </w:p>
     <w:tbl>
@@ -778,7 +1106,13 @@
       </w:tr>
     </w:tbl>
     <w:p>
-      <w:r>
+      <w:pPr>
+        <w:spacing w:line="336" w:lineRule="auto" w:after="180"/>
+      </w:pPr>
+      <w:r>
+        <w:rPr>
+          <w:b w:val="0"/>
+        </w:rPr>
         <w:t>Revisit this idea with your teacher after a delay. Familiarity is different from explaining and using it on a changed case.</w:t>
       </w:r>
     </w:p>
@@ -792,11 +1126,28 @@
     </w:p>
     <w:p>
       <w:r>
-        <w:t>A question with a measurable answer. A team wants to know whether giving a diagram changes accuracy on six fixed plant-identification tasks.</w:t>
+        <w:t>A question with a measurable answer. A team wants to know whether giving a diagram changes accuracy on six fixed plant-identification tasks. Explain the labelled step before checking the changed condition.</w:t>
       </w:r>
     </w:p>
     <w:p>
-      <w:r>
+      <w:pPr>
+        <w:spacing w:line="336" w:lineRule="auto" w:after="180"/>
+      </w:pPr>
+      <w:r>
+        <w:rPr>
+          <w:b w:val="0"/>
+        </w:rPr>
+        <w:t>A question with a measurable answer. A team wants to know whether giving a diagram changes accuracy on six fixed plant-identification tasks.</w:t>
+      </w:r>
+    </w:p>
+    <w:p>
+      <w:pPr>
+        <w:spacing w:line="336" w:lineRule="auto" w:after="180"/>
+      </w:pPr>
+      <w:r>
+        <w:rPr>
+          <w:b w:val="0"/>
+        </w:rPr>
         <w:t>Candidate questions: "Are diagrams wonderful?" and "Does version B answer more of these six tasks correctly than version A?"</w:t>
       </w:r>
     </w:p>
@@ -837,8 +1188,26 @@
       </w:r>
     </w:p>
     <w:p>
-      <w:r>
-        <w:t>Which proposed diagram question has a measurable outcome? Name its versions, six-case denominator and fixed scoring, then explain why giving only B easier tasks spoils the comparison.</w:t>
+      <w:pPr>
+        <w:spacing w:line="336" w:lineRule="auto" w:after="180"/>
+      </w:pPr>
+      <w:r>
+        <w:rPr>
+          <w:b w:val="0"/>
+        </w:rPr>
+        <w:t xml:space="preserve">Which proposed diagram question has a measurable </w:t>
+      </w:r>
+      <w:r>
+        <w:rPr>
+          <w:b/>
+        </w:rPr>
+        <w:t>outcome</w:t>
+      </w:r>
+      <w:r>
+        <w:rPr>
+          <w:b w:val="0"/>
+        </w:rPr>
+        <w:t>? Name its versions, six-case denominator and fixed scoring, then explain why giving only B easier tasks spoils the comparison.</w:t>
       </w:r>
     </w:p>
     <w:p>
@@ -880,13 +1249,57 @@
       </w:r>
     </w:p>
     <w:p>
-      <w:r>
-        <w:t>Support used: alone / hint / worked example. This record is practice evidence.</w:t>
+      <w:pPr>
+        <w:pStyle w:val="Heading3"/>
+      </w:pPr>
+      <w:r>
+        <w:t>Record the help used</w:t>
       </w:r>
     </w:p>
     <w:p>
-      <w:r>
-        <w:t>Project connection: For the Reproducible AI Research Study, retain an annotated worked trace and the changed-case reasoning. Connect the claim to its records, units and assumptions so another investigator can challenge or reproduce it.</w:t>
+      <w:pPr>
+        <w:spacing w:line="336" w:lineRule="auto" w:after="180"/>
+        <w:shd w:fill="F1F6F8"/>
+      </w:pPr>
+      <w:r>
+        <w:rPr>
+          <w:b w:val="0"/>
+        </w:rPr>
+        <w:t xml:space="preserve">Support used: alone / hint / worked example. This record is practice </w:t>
+      </w:r>
+      <w:r>
+        <w:rPr>
+          <w:b/>
+        </w:rPr>
+        <w:t>evidence</w:t>
+      </w:r>
+      <w:r>
+        <w:rPr>
+          <w:b w:val="0"/>
+        </w:rPr>
+        <w:t>.</w:t>
+      </w:r>
+    </w:p>
+    <w:p>
+      <w:pPr>
+        <w:spacing w:line="336" w:lineRule="auto" w:after="180"/>
+      </w:pPr>
+      <w:r>
+        <w:rPr>
+          <w:b w:val="0"/>
+        </w:rPr>
+        <w:t>Project connection: For the Reproducible AI Research Study, retain an annotated worked trace and the changed-case reasoning.</w:t>
+      </w:r>
+    </w:p>
+    <w:p>
+      <w:pPr>
+        <w:spacing w:line="336" w:lineRule="auto" w:after="180"/>
+      </w:pPr>
+      <w:r>
+        <w:rPr>
+          <w:b w:val="0"/>
+        </w:rPr>
+        <w:t>Connect the claim to its records, units and assumptions so another investigator can challenge or reproduce it.</w:t>
       </w:r>
     </w:p>
     <w:p>
@@ -899,16 +1312,51 @@
     </w:p>
     <w:p>
       <w:r>
-        <w:t>Project: Reproducible AI Research Study</w:t>
+        <w:t>Keep this week’s input, deciding step, result and limit together in the Reproducible AI Research Study record.</w:t>
       </w:r>
     </w:p>
     <w:p>
-      <w:r>
-        <w:t>Current milestone: Frame the need. Name the user, the problem, allowed inputs and a safe simple starting method.</w:t>
+      <w:pPr>
+        <w:spacing w:line="336" w:lineRule="auto" w:after="180"/>
+      </w:pPr>
+      <w:r>
+        <w:rPr>
+          <w:b w:val="0"/>
+        </w:rPr>
+        <w:t>Project: Reproducible AI Research Study</w:t>
       </w:r>
     </w:p>
     <w:p>
-      <w:r>
+      <w:pPr>
+        <w:spacing w:line="336" w:lineRule="auto" w:after="180"/>
+      </w:pPr>
+      <w:r>
+        <w:rPr>
+          <w:b w:val="0"/>
+        </w:rPr>
+        <w:t xml:space="preserve">Current milestone: Frame the need. Name the user, the problem, allowed </w:t>
+      </w:r>
+      <w:r>
+        <w:rPr>
+          <w:b/>
+        </w:rPr>
+        <w:t>input</w:t>
+      </w:r>
+      <w:r>
+        <w:rPr>
+          <w:b w:val="0"/>
+        </w:rPr>
+        <w:t>s and a safe simple starting method.</w:t>
+      </w:r>
+    </w:p>
+    <w:p>
+      <w:pPr>
+        <w:spacing w:line="336" w:lineRule="auto" w:after="180"/>
+      </w:pPr>
+      <w:r>
+        <w:rPr>
+          <w:b w:val="0"/>
+        </w:rPr>
         <w:t>For the Reproducible AI Research Study, retain an annotated worked trace and the changed-case reasoning. Connect the claim to its records, units and assumptions so another investigator can challenge or reproduce it.</w:t>
       </w:r>
     </w:p>
@@ -1071,11 +1519,28 @@
     </w:p>
     <w:p>
       <w:r>
-        <w:t>Use this supported practice once, in the browser or on paper. Keep the reserved independent assessment for a separate first attempt before teacher feedback.</w:t>
+        <w:t>Try the supported questions before comparing with hints and feedback. Record what you repaired and the evidence you retained.</w:t>
       </w:r>
     </w:p>
     <w:p>
-      <w:r>
+      <w:pPr>
+        <w:spacing w:line="336" w:lineRule="auto" w:after="180"/>
+      </w:pPr>
+      <w:r>
+        <w:rPr>
+          <w:b w:val="0"/>
+        </w:rPr>
+        <w:t>Use this supported practice once, in the browser or on paper. Keep the reserved independent assessment for a separate first attempt before teacher feedback.</w:t>
+      </w:r>
+    </w:p>
+    <w:p>
+      <w:pPr>
+        <w:spacing w:line="336" w:lineRule="auto" w:after="180"/>
+      </w:pPr>
+      <w:r>
+        <w:rPr>
+          <w:b w:val="0"/>
+        </w:rPr>
         <w:t>A question with a measurable answer. A team wants to know whether giving a diagram changes accuracy on six fixed plant-identification tasks.</w:t>
       </w:r>
     </w:p>
@@ -1088,22 +1553,49 @@
       </w:r>
     </w:p>
     <w:p>
-      <w:r>
+      <w:pPr>
+        <w:spacing w:line="336" w:lineRule="auto" w:after="180"/>
+      </w:pPr>
+      <w:r>
+        <w:rPr>
+          <w:b w:val="0"/>
+        </w:rPr>
         <w:t>Which labelled step matches this detail? The study can compare those versions on those tasks, not all diagrams or learners.</w:t>
       </w:r>
     </w:p>
     <w:p>
-      <w:r>
+      <w:pPr>
+        <w:spacing w:line="336" w:lineRule="auto" w:after="180"/>
+        <w:shd w:fill="F4F9FC"/>
+      </w:pPr>
+      <w:r>
+        <w:rPr>
+          <w:b w:val="0"/>
+        </w:rPr>
         <w:t>1. Define the comparison</w:t>
       </w:r>
     </w:p>
     <w:p>
-      <w:r>
+      <w:pPr>
+        <w:spacing w:line="336" w:lineRule="auto" w:after="180"/>
+        <w:shd w:fill="F4F9FC"/>
+      </w:pPr>
+      <w:r>
+        <w:rPr>
+          <w:b w:val="0"/>
+        </w:rPr>
         <w:t>2. Bound the conclusion</w:t>
       </w:r>
     </w:p>
     <w:p>
-      <w:r>
+      <w:pPr>
+        <w:spacing w:line="336" w:lineRule="auto" w:after="180"/>
+        <w:shd w:fill="F4F9FC"/>
+      </w:pPr>
+      <w:r>
+        <w:rPr>
+          <w:b w:val="0"/>
+        </w:rPr>
         <w:t>3. Narrow the question</w:t>
       </w:r>
     </w:p>
@@ -1141,13 +1633,23 @@
       </w:r>
     </w:p>
     <w:p>
-      <w:r>
-        <w:t>Hint if needed: Read the steps in the pictorial case. Match the supplied detail to the stage that performs or records it.</w:t>
+      <w:pPr>
+        <w:pStyle w:val="Heading3"/>
+      </w:pPr>
+      <w:r>
+        <w:t>Hint · try first</w:t>
       </w:r>
     </w:p>
     <w:p>
-      <w:r>
-        <w:t>After your attempt, compare with the supported explanation: Bound the conclusion The study can compare those versions on those tasks, not all diagrams or learners. An answerable research question connects a change to an observable outcome and a specified population. Opinion words need an operational definition before measurement.</w:t>
+      <w:pPr>
+        <w:spacing w:line="336" w:lineRule="auto" w:after="180"/>
+        <w:shd w:fill="F1F6F8"/>
+      </w:pPr>
+      <w:r>
+        <w:rPr>
+          <w:b w:val="0"/>
+        </w:rPr>
+        <w:t>Hint if needed: Read the steps in the pictorial case. Match the supplied detail to the stage that performs or records it.</w:t>
       </w:r>
     </w:p>
     <w:p>
@@ -1155,27 +1657,55 @@
         <w:pStyle w:val="Heading3"/>
       </w:pPr>
       <w:r>
-        <w:t>Practice 2: explain the deciding evidence</w:t>
+        <w:t>Feedback · compare after trying</w:t>
       </w:r>
     </w:p>
     <w:p>
-      <w:r>
-        <w:t>Changed-case practice: Replace the six tasks with six easier tasks only for B. Which conclusion is supported by the supplied facts?</w:t>
+      <w:pPr>
+        <w:spacing w:line="336" w:lineRule="auto" w:after="180"/>
+        <w:shd w:fill="F1F6FC"/>
+      </w:pPr>
+      <w:r>
+        <w:rPr>
+          <w:b w:val="0"/>
+        </w:rPr>
+        <w:t>After your attempt, compare with the supported explanation: Bound the conclusion The study can compare those versions on those tasks, not all diagrams or learners.</w:t>
       </w:r>
     </w:p>
     <w:p>
-      <w:r>
-        <w:t>1. This one example guarantees correct results for every future input.</w:t>
-      </w:r>
-    </w:p>
-    <w:p>
-      <w:r>
-        <w:t>2. The comparison no longer isolates the diagram condition.</w:t>
-      </w:r>
-    </w:p>
-    <w:p>
-      <w:r>
-        <w:t>3. We can decide the result without examining the changed input or the procedure.</w:t>
+      <w:pPr>
+        <w:spacing w:line="336" w:lineRule="auto" w:after="180"/>
+        <w:shd w:fill="F1F6FC"/>
+      </w:pPr>
+      <w:r>
+        <w:rPr>
+          <w:b w:val="0"/>
+        </w:rPr>
+        <w:t xml:space="preserve">An answerable </w:t>
+      </w:r>
+      <w:r>
+        <w:rPr>
+          <w:b/>
+        </w:rPr>
+        <w:t>research question</w:t>
+      </w:r>
+      <w:r>
+        <w:rPr>
+          <w:b w:val="0"/>
+        </w:rPr>
+        <w:t xml:space="preserve"> connects a change to an observable </w:t>
+      </w:r>
+      <w:r>
+        <w:rPr>
+          <w:b/>
+        </w:rPr>
+        <w:t>outcome</w:t>
+      </w:r>
+      <w:r>
+        <w:rPr>
+          <w:b w:val="0"/>
+        </w:rPr>
+        <w:t xml:space="preserve"> and a specified population. Opinion words need an operational definition before measurement.</w:t>
       </w:r>
     </w:p>
     <w:p>
@@ -1183,42 +1713,7 @@
         <w:pStyle w:val="Heading3"/>
       </w:pPr>
       <w:r>
-        <w:t>My selected conclusion, deciding fact and explanation</w:t>
-      </w:r>
-    </w:p>
-    <w:p>
-      <w:r>
-        <w:t>________________________________________________________________</w:t>
-      </w:r>
-    </w:p>
-    <w:p>
-      <w:r>
-        <w:t>________________________________________________________________</w:t>
-      </w:r>
-    </w:p>
-    <w:p>
-      <w:r>
-        <w:t>________________________________________________________________</w:t>
-      </w:r>
-    </w:p>
-    <w:p>
-      <w:r>
-        <w:t>________________________________________________________________</w:t>
-      </w:r>
-    </w:p>
-    <w:p>
-      <w:r>
-        <w:t>________________________________________________________________</w:t>
-      </w:r>
-    </w:p>
-    <w:p>
-      <w:r>
-        <w:t>Hint if needed: Use the changed condition and the deciding step in the pictorial trace. The answer must say what follows from those facts.</w:t>
-      </w:r>
-    </w:p>
-    <w:p>
-      <w:r>
-        <w:t>After your attempt, compare with the supported explanation: The comparison no longer isolates the diagram condition. Task difficulty now changes alongside the proposed intervention.</w:t>
+        <w:t>Practice 2: explain the deciding evidence</w:t>
       </w:r>
     </w:p>
     <w:p>
@@ -1226,12 +1721,79 @@
         <w:pStyle w:val="Heading3"/>
       </w:pPr>
       <w:r>
-        <w:t>Repair a missing building block</w:t>
+        <w:t>Changed case · predict first</w:t>
       </w:r>
     </w:p>
     <w:p>
-      <w:r>
-        <w:t>Review Engineering demonstration and defense (ai-6/36). Goal: Explain the mechanism and terminology of engineering demonstration and defense. Short practice: Locate V7, room E and read-only scope in the demonstration. Which evidence supports the answer, and why must a request to email everyone still be refused?. Return to this week and explain what you changed.</w:t>
+      <w:pPr>
+        <w:spacing w:line="336" w:lineRule="auto" w:after="180"/>
+        <w:shd w:fill="F5F1FB"/>
+      </w:pPr>
+      <w:r>
+        <w:rPr>
+          <w:b w:val="0"/>
+        </w:rPr>
+        <w:t>Changed-case practice: Replace the six tasks with six easier tasks only for B. Which conclusion is supported by the supplied facts?</w:t>
+      </w:r>
+    </w:p>
+    <w:p>
+      <w:pPr>
+        <w:spacing w:line="336" w:lineRule="auto" w:after="180"/>
+        <w:shd w:fill="F4F9FC"/>
+      </w:pPr>
+      <w:r>
+        <w:rPr>
+          <w:b w:val="0"/>
+        </w:rPr>
+        <w:t xml:space="preserve">1. This one example guarantees correct results for every future </w:t>
+      </w:r>
+      <w:r>
+        <w:rPr>
+          <w:b/>
+        </w:rPr>
+        <w:t>input</w:t>
+      </w:r>
+      <w:r>
+        <w:rPr>
+          <w:b w:val="0"/>
+        </w:rPr>
+        <w:t>.</w:t>
+      </w:r>
+    </w:p>
+    <w:p>
+      <w:pPr>
+        <w:spacing w:line="336" w:lineRule="auto" w:after="180"/>
+        <w:shd w:fill="F4F9FC"/>
+      </w:pPr>
+      <w:r>
+        <w:rPr>
+          <w:b w:val="0"/>
+        </w:rPr>
+        <w:t>2. The comparison no longer isolates the diagram condition.</w:t>
+      </w:r>
+    </w:p>
+    <w:p>
+      <w:pPr>
+        <w:spacing w:line="336" w:lineRule="auto" w:after="180"/>
+        <w:shd w:fill="F4F9FC"/>
+      </w:pPr>
+      <w:r>
+        <w:rPr>
+          <w:b w:val="0"/>
+        </w:rPr>
+        <w:t xml:space="preserve">3. We can decide the result without examining the changed </w:t>
+      </w:r>
+      <w:r>
+        <w:rPr>
+          <w:b/>
+        </w:rPr>
+        <w:t>input</w:t>
+      </w:r>
+      <w:r>
+        <w:rPr>
+          <w:b w:val="0"/>
+        </w:rPr>
+        <w:t xml:space="preserve"> or the procedure.</w:t>
       </w:r>
     </w:p>
     <w:p>
@@ -1239,12 +1801,32 @@
         <w:pStyle w:val="Heading3"/>
       </w:pPr>
       <w:r>
-        <w:t>Keep your completed work</w:t>
+        <w:t>My selected conclusion, deciding fact and explanation</w:t>
       </w:r>
     </w:p>
     <w:p>
       <w:r>
-        <w:t>Use Download completed work in the hosted lesson to export your answers, reflections, practice feedback and code-run evidence. Open the HTML copy to read or print it. Drafts stay in this browser when storage is available; clear drafts on a shared device.</w:t>
+        <w:t>________________________________________________________________</w:t>
+      </w:r>
+    </w:p>
+    <w:p>
+      <w:r>
+        <w:t>________________________________________________________________</w:t>
+      </w:r>
+    </w:p>
+    <w:p>
+      <w:r>
+        <w:t>________________________________________________________________</w:t>
+      </w:r>
+    </w:p>
+    <w:p>
+      <w:r>
+        <w:t>________________________________________________________________</w:t>
+      </w:r>
+    </w:p>
+    <w:p>
+      <w:r>
+        <w:t>________________________________________________________________</w:t>
       </w:r>
     </w:p>
     <w:p>
@@ -1252,12 +1834,916 @@
         <w:pStyle w:val="Heading3"/>
       </w:pPr>
       <w:r>
-        <w:t>What I repaired, the evidence I kept and the next test</w:t>
+        <w:t>Hint · try first</w:t>
       </w:r>
     </w:p>
     <w:p>
+      <w:pPr>
+        <w:spacing w:line="336" w:lineRule="auto" w:after="180"/>
+        <w:shd w:fill="F1F6F8"/>
+      </w:pPr>
+      <w:r>
+        <w:rPr>
+          <w:b w:val="0"/>
+        </w:rPr>
+        <w:t>Hint if needed: Use the changed condition and the deciding step in the pictorial trace. The answer must say what follows from those facts.</w:t>
+      </w:r>
+    </w:p>
+    <w:p>
+      <w:pPr>
+        <w:pStyle w:val="Heading3"/>
+      </w:pPr>
+      <w:r>
+        <w:t>Feedback · compare after trying</w:t>
+      </w:r>
+    </w:p>
+    <w:p>
+      <w:pPr>
+        <w:spacing w:line="336" w:lineRule="auto" w:after="180"/>
+        <w:shd w:fill="F1F6FC"/>
+      </w:pPr>
+      <w:r>
+        <w:rPr>
+          <w:b w:val="0"/>
+        </w:rPr>
+        <w:t>After your attempt, compare with the supported explanation: The comparison no longer isolates the diagram condition. Task difficulty now changes alongside the proposed intervention.</w:t>
+      </w:r>
+    </w:p>
+    <w:p>
+      <w:pPr>
+        <w:pStyle w:val="Heading3"/>
+      </w:pPr>
+      <w:r>
+        <w:t>Repair a missing building block</w:t>
+      </w:r>
+    </w:p>
+    <w:p>
+      <w:pPr>
+        <w:spacing w:line="336" w:lineRule="auto" w:after="180"/>
+      </w:pPr>
+      <w:r>
+        <w:rPr>
+          <w:b w:val="0"/>
+        </w:rPr>
+        <w:t xml:space="preserve">Review Engineering demonstration and defense (ai-6/36). Goal: Explain the </w:t>
+      </w:r>
+      <w:r>
+        <w:rPr>
+          <w:b/>
+        </w:rPr>
+        <w:t>mechanism</w:t>
+      </w:r>
+      <w:r>
+        <w:rPr>
+          <w:b w:val="0"/>
+        </w:rPr>
+        <w:t xml:space="preserve"> and terminology of engineering demonstration and defense. Short practice: Locate V7, room E and read-only </w:t>
+      </w:r>
+      <w:r>
+        <w:rPr>
+          <w:b/>
+        </w:rPr>
+        <w:t>scope</w:t>
+      </w:r>
+      <w:r>
+        <w:rPr>
+          <w:b w:val="0"/>
+        </w:rPr>
+        <w:t xml:space="preserve"> in the demonstration.</w:t>
+      </w:r>
+    </w:p>
+    <w:p>
+      <w:pPr>
+        <w:spacing w:line="336" w:lineRule="auto" w:after="180"/>
+      </w:pPr>
+      <w:r>
+        <w:rPr>
+          <w:b w:val="0"/>
+        </w:rPr>
+        <w:t xml:space="preserve">Which </w:t>
+      </w:r>
+      <w:r>
+        <w:rPr>
+          <w:b/>
+        </w:rPr>
+        <w:t>evidence</w:t>
+      </w:r>
+      <w:r>
+        <w:rPr>
+          <w:b w:val="0"/>
+        </w:rPr>
+        <w:t xml:space="preserve"> supports the answer, and why must a request to email everyone still be refused?. Return to this week and explain what you changed.</w:t>
+      </w:r>
+    </w:p>
+    <w:p>
+      <w:pPr>
+        <w:pStyle w:val="Heading3"/>
+      </w:pPr>
+      <w:r>
+        <w:t>Keep your completed work</w:t>
+      </w:r>
+    </w:p>
+    <w:p>
+      <w:pPr>
+        <w:spacing w:line="336" w:lineRule="auto" w:after="180"/>
+      </w:pPr>
+      <w:r>
+        <w:rPr>
+          <w:b w:val="0"/>
+        </w:rPr>
+        <w:t xml:space="preserve">Use Download completed work in the hosted lesson to export your answers, reflections, practice feedback and code-run </w:t>
+      </w:r>
+      <w:r>
+        <w:rPr>
+          <w:b/>
+        </w:rPr>
+        <w:t>evidence</w:t>
+      </w:r>
+      <w:r>
+        <w:rPr>
+          <w:b w:val="0"/>
+        </w:rPr>
+        <w:t>. Open the HTML copy to read or print it.</w:t>
+      </w:r>
+    </w:p>
+    <w:p>
+      <w:pPr>
+        <w:spacing w:line="336" w:lineRule="auto" w:after="180"/>
+      </w:pPr>
+      <w:r>
+        <w:rPr>
+          <w:b w:val="0"/>
+        </w:rPr>
+        <w:t>Drafts stay in this browser when storage is available; clear drafts on a shared device.</w:t>
+      </w:r>
+    </w:p>
+    <w:p>
+      <w:pPr>
+        <w:pStyle w:val="Heading3"/>
+      </w:pPr>
+      <w:r>
+        <w:t>What I repaired, the evidence I kept and the next test</w:t>
+      </w:r>
+    </w:p>
+    <w:p>
       <w:r>
         <w:t>________________________________________________________________</w:t>
+      </w:r>
+    </w:p>
+    <w:p>
+      <w:r>
+        <w:t>________________________________________________________________</w:t>
+      </w:r>
+    </w:p>
+    <w:p>
+      <w:r>
+        <w:t>________________________________________________________________</w:t>
+      </w:r>
+    </w:p>
+    <w:p>
+      <w:r>
+        <w:t>________________________________________________________________</w:t>
+      </w:r>
+    </w:p>
+    <w:p>
+      <w:r>
+        <w:t>________________________________________________________________</w:t>
+      </w:r>
+    </w:p>
+    <w:p>
+      <w:pPr>
+        <w:pStyle w:val="Heading1"/>
+      </w:pPr>
+      <w:r>
+        <w:t>15. Visual concept journey</w:t>
+      </w:r>
+    </w:p>
+    <w:p>
+      <w:r>
+        <w:t>Explain each A question that evidence can answer picture from its labels, then record a relevant limit.</w:t>
+      </w:r>
+    </w:p>
+    <w:p>
+      <w:pPr>
+        <w:pStyle w:val="Heading3"/>
+      </w:pPr>
+      <w:r>
+        <w:t>01. A question that evidence can answer: the case</w:t>
+      </w:r>
+    </w:p>
+    <w:p>
+      <w:r>
+        <w:drawing>
+          <wp:inline xmlns:a="http://schemas.openxmlformats.org/drawingml/2006/main" xmlns:pic="http://schemas.openxmlformats.org/drawingml/2006/picture">
+            <wp:extent cx="5486400" cy="2834640"/>
+            <wp:docPr id="2" name="Picture 2" descr="A question with a measurable answer. A team wants to know whether giving a diagram changes accuracy on six fixed plant-identification tasks. Supplied facts: Candidate questions: &quot;Are diagrams wonderful?&quot; and &quot;Does version B answer more of these six tasks correctly than version A?&quot;"/>
+            <wp:cNvGraphicFramePr>
+              <a:graphicFrameLocks noChangeAspect="1"/>
+            </wp:cNvGraphicFramePr>
+            <a:graphic>
+              <a:graphicData uri="http://schemas.openxmlformats.org/drawingml/2006/picture">
+                <pic:pic>
+                  <pic:nvPicPr>
+                    <pic:cNvPr id="0" name="academy-story-ai-7-1-01.png"/>
+                    <pic:cNvPicPr/>
+                  </pic:nvPicPr>
+                  <pic:blipFill>
+                    <a:blip r:embed="rId10"/>
+                    <a:stretch>
+                      <a:fillRect/>
+                    </a:stretch>
+                  </pic:blipFill>
+                  <pic:spPr>
+                    <a:xfrm>
+                      <a:off x="0" y="0"/>
+                      <a:ext cx="5486400" cy="2834640"/>
+                    </a:xfrm>
+                    <a:prstGeom prst="rect"/>
+                  </pic:spPr>
+                </pic:pic>
+              </a:graphicData>
+            </a:graphic>
+          </wp:inline>
+        </w:drawing>
+      </w:r>
+    </w:p>
+    <w:p>
+      <w:pPr>
+        <w:spacing w:line="336" w:lineRule="auto" w:after="180"/>
+      </w:pPr>
+      <w:r>
+        <w:rPr>
+          <w:b w:val="0"/>
+        </w:rPr>
+        <w:t>A question with a measurable answer. A team wants to know whether giving a diagram changes accuracy on six fixed plant-identification tasks.</w:t>
+      </w:r>
+    </w:p>
+    <w:p>
+      <w:pPr>
+        <w:spacing w:line="336" w:lineRule="auto" w:after="180"/>
+      </w:pPr>
+      <w:r>
+        <w:rPr>
+          <w:b w:val="0"/>
+        </w:rPr>
+        <w:t>Supplied facts: Candidate questions: "Are diagrams wonderful?" and "Does version B answer more of these six tasks correctly than version A?"</w:t>
+      </w:r>
+    </w:p>
+    <w:p>
+      <w:pPr>
+        <w:spacing w:line="336" w:lineRule="auto" w:after="180"/>
+        <w:shd w:fill="F5F1FB"/>
+      </w:pPr>
+      <w:r>
+        <w:rPr>
+          <w:b w:val="0"/>
+        </w:rPr>
+        <w:t>Point to the given fact that matters most. Explain why it matters.</w:t>
+      </w:r>
+    </w:p>
+    <w:p>
+      <w:pPr>
+        <w:pStyle w:val="Heading3"/>
+      </w:pPr>
+      <w:r>
+        <w:t>My picture explanation, deciding evidence and one limit</w:t>
+      </w:r>
+    </w:p>
+    <w:p>
+      <w:r>
+        <w:t>________________________________________________________________</w:t>
+      </w:r>
+    </w:p>
+    <w:p>
+      <w:r>
+        <w:t>________________________________________________________________</w:t>
+      </w:r>
+    </w:p>
+    <w:p>
+      <w:r>
+        <w:t>________________________________________________________________</w:t>
+      </w:r>
+    </w:p>
+    <w:p>
+      <w:r>
+        <w:t>________________________________________________________________</w:t>
+      </w:r>
+    </w:p>
+    <w:p>
+      <w:pPr>
+        <w:pStyle w:val="Heading3"/>
+      </w:pPr>
+      <w:r>
+        <w:t>02. Follow the deciding steps</w:t>
+      </w:r>
+    </w:p>
+    <w:p>
+      <w:r>
+        <w:drawing>
+          <wp:inline xmlns:a="http://schemas.openxmlformats.org/drawingml/2006/main" xmlns:pic="http://schemas.openxmlformats.org/drawingml/2006/picture">
+            <wp:extent cx="5486400" cy="3337560"/>
+            <wp:docPr id="3" name="Picture 3" descr="Narrow the question: Name versions A and B, the six tasks and correct-answer scoring. → Define the comparison: Use the same tasks and labels with and without the diagram. → Bound the conclusion: The study can compare those versions on those tasks, not all diagrams or learners."/>
+            <wp:cNvGraphicFramePr>
+              <a:graphicFrameLocks noChangeAspect="1"/>
+            </wp:cNvGraphicFramePr>
+            <a:graphic>
+              <a:graphicData uri="http://schemas.openxmlformats.org/drawingml/2006/picture">
+                <pic:pic>
+                  <pic:nvPicPr>
+                    <pic:cNvPr id="0" name="academy-story-ai-7-1-02.png"/>
+                    <pic:cNvPicPr/>
+                  </pic:nvPicPr>
+                  <pic:blipFill>
+                    <a:blip r:embed="rId11"/>
+                    <a:stretch>
+                      <a:fillRect/>
+                    </a:stretch>
+                  </pic:blipFill>
+                  <pic:spPr>
+                    <a:xfrm>
+                      <a:off x="0" y="0"/>
+                      <a:ext cx="5486400" cy="3337560"/>
+                    </a:xfrm>
+                    <a:prstGeom prst="rect"/>
+                  </pic:spPr>
+                </pic:pic>
+              </a:graphicData>
+            </a:graphic>
+          </wp:inline>
+        </w:drawing>
+      </w:r>
+    </w:p>
+    <w:p>
+      <w:pPr>
+        <w:spacing w:line="336" w:lineRule="auto" w:after="180"/>
+      </w:pPr>
+      <w:r>
+        <w:rPr>
+          <w:b w:val="0"/>
+        </w:rPr>
+        <w:t>Narrow the question: Name versions A and B, the six tasks and correct-answer scoring. → Define the comparison: Use the same tasks and labels with and without the diagram. → Bound the conclusion: The study can compare those versions on those tasks, not all diagrams or learners.</w:t>
+      </w:r>
+    </w:p>
+    <w:p>
+      <w:pPr>
+        <w:spacing w:line="336" w:lineRule="auto" w:after="180"/>
+        <w:shd w:fill="F5F1FB"/>
+      </w:pPr>
+      <w:r>
+        <w:rPr>
+          <w:b w:val="0"/>
+        </w:rPr>
+        <w:t xml:space="preserve">Point to each numbered stage and explain which recorded </w:t>
+      </w:r>
+      <w:r>
+        <w:rPr>
+          <w:b/>
+        </w:rPr>
+        <w:t>input</w:t>
+      </w:r>
+      <w:r>
+        <w:rPr>
+          <w:b w:val="0"/>
+        </w:rPr>
+        <w:t xml:space="preserve"> it uses.</w:t>
+      </w:r>
+    </w:p>
+    <w:p>
+      <w:pPr>
+        <w:pStyle w:val="Heading3"/>
+      </w:pPr>
+      <w:r>
+        <w:t>My picture explanation, deciding evidence and one limit</w:t>
+      </w:r>
+    </w:p>
+    <w:p>
+      <w:r>
+        <w:t>________________________________________________________________</w:t>
+      </w:r>
+    </w:p>
+    <w:p>
+      <w:r>
+        <w:t>________________________________________________________________</w:t>
+      </w:r>
+    </w:p>
+    <w:p>
+      <w:r>
+        <w:t>________________________________________________________________</w:t>
+      </w:r>
+    </w:p>
+    <w:p>
+      <w:r>
+        <w:t>________________________________________________________________</w:t>
+      </w:r>
+    </w:p>
+    <w:p>
+      <w:pPr>
+        <w:pStyle w:val="Heading3"/>
+      </w:pPr>
+      <w:r>
+        <w:t>03. A question that evidence can answer — evidence trace</w:t>
+      </w:r>
+    </w:p>
+    <w:p>
+      <w:r>
+        <w:drawing>
+          <wp:inline xmlns:a="http://schemas.openxmlformats.org/drawingml/2006/main" xmlns:pic="http://schemas.openxmlformats.org/drawingml/2006/picture">
+            <wp:extent cx="5486400" cy="3145536"/>
+            <wp:docPr id="4" name="Picture 4" descr="A question that evidence can answer — evidence trace. Proposal says prove AI is useful; available records are retrieval results for five room queries. | For fictional classroom retrieval, ask whether method B returns more relevant records than lexical baseline A on a reserved judged query set at cutoff3. Define eligible corpus and relevance rules before running. | Narrow to relevant retrieval at a declared cutoff on those queries. The supplied records cannot answer universal usefulness or deployment impact."/>
+            <wp:cNvGraphicFramePr>
+              <a:graphicFrameLocks noChangeAspect="1"/>
+            </wp:cNvGraphicFramePr>
+            <a:graphic>
+              <a:graphicData uri="http://schemas.openxmlformats.org/drawingml/2006/picture">
+                <pic:pic>
+                  <pic:nvPicPr>
+                    <pic:cNvPr id="0" name="academy-story-ai-7-1-03.png"/>
+                    <pic:cNvPicPr/>
+                  </pic:nvPicPr>
+                  <pic:blipFill>
+                    <a:blip r:embed="rId12"/>
+                    <a:stretch>
+                      <a:fillRect/>
+                    </a:stretch>
+                  </pic:blipFill>
+                  <pic:spPr>
+                    <a:xfrm>
+                      <a:off x="0" y="0"/>
+                      <a:ext cx="5486400" cy="3145536"/>
+                    </a:xfrm>
+                    <a:prstGeom prst="rect"/>
+                  </pic:spPr>
+                </pic:pic>
+              </a:graphicData>
+            </a:graphic>
+          </wp:inline>
+        </w:drawing>
+      </w:r>
+    </w:p>
+    <w:p>
+      <w:pPr>
+        <w:spacing w:line="336" w:lineRule="auto" w:after="180"/>
+      </w:pPr>
+      <w:r>
+        <w:rPr>
+          <w:b w:val="0"/>
+        </w:rPr>
+        <w:t xml:space="preserve">A question that </w:t>
+      </w:r>
+      <w:r>
+        <w:rPr>
+          <w:b/>
+        </w:rPr>
+        <w:t>evidence</w:t>
+      </w:r>
+      <w:r>
+        <w:rPr>
+          <w:b w:val="0"/>
+        </w:rPr>
+        <w:t xml:space="preserve"> can answer — </w:t>
+      </w:r>
+      <w:r>
+        <w:rPr>
+          <w:b/>
+        </w:rPr>
+        <w:t>evidence</w:t>
+      </w:r>
+      <w:r>
+        <w:rPr>
+          <w:b w:val="0"/>
+        </w:rPr>
+        <w:t xml:space="preserve"> trace.</w:t>
+      </w:r>
+    </w:p>
+    <w:p>
+      <w:pPr>
+        <w:spacing w:line="336" w:lineRule="auto" w:after="180"/>
+      </w:pPr>
+      <w:r>
+        <w:rPr>
+          <w:b w:val="0"/>
+        </w:rPr>
+        <w:t>Proposal says prove AI is useful; available records are retrieval results for five room queries. | For fictional classroom retrieval, ask whether method B returns more relevant records than lexical baseline A on a reserved judged query set at cutoff3.</w:t>
+      </w:r>
+    </w:p>
+    <w:p>
+      <w:pPr>
+        <w:spacing w:line="336" w:lineRule="auto" w:after="180"/>
+      </w:pPr>
+      <w:r>
+        <w:rPr>
+          <w:b w:val="0"/>
+        </w:rPr>
+        <w:t>Define eligible corpus and relevance rules before running. | Narrow to relevant retrieval at a declared cutoff on those queries. The supplied records cannot answer universal usefulness or deployment impact.</w:t>
+      </w:r>
+    </w:p>
+    <w:p>
+      <w:pPr>
+        <w:spacing w:line="336" w:lineRule="auto" w:after="180"/>
+        <w:shd w:fill="F5F1FB"/>
+      </w:pPr>
+      <w:r>
+        <w:rPr>
+          <w:b w:val="0"/>
+        </w:rPr>
+        <w:t>Read the labels and values. Explain the relationship the model shows.</w:t>
+      </w:r>
+    </w:p>
+    <w:p>
+      <w:pPr>
+        <w:pStyle w:val="Heading3"/>
+      </w:pPr>
+      <w:r>
+        <w:t>My picture explanation, deciding evidence and one limit</w:t>
+      </w:r>
+    </w:p>
+    <w:p>
+      <w:r>
+        <w:t>________________________________________________________________</w:t>
+      </w:r>
+    </w:p>
+    <w:p>
+      <w:r>
+        <w:t>________________________________________________________________</w:t>
+      </w:r>
+    </w:p>
+    <w:p>
+      <w:r>
+        <w:t>________________________________________________________________</w:t>
+      </w:r>
+    </w:p>
+    <w:p>
+      <w:r>
+        <w:t>________________________________________________________________</w:t>
+      </w:r>
+    </w:p>
+    <w:p>
+      <w:pPr>
+        <w:pStyle w:val="Heading3"/>
+      </w:pPr>
+      <w:r>
+        <w:t>04. Change one thing. Trace what follows.</w:t>
+      </w:r>
+    </w:p>
+    <w:p>
+      <w:r>
+        <w:drawing>
+          <wp:inline xmlns:a="http://schemas.openxmlformats.org/drawingml/2006/main" xmlns:pic="http://schemas.openxmlformats.org/drawingml/2006/picture">
+            <wp:extent cx="5486400" cy="3026664"/>
+            <wp:docPr id="5" name="Picture 5" descr="Original case: The study can compare those versions on those tasks, not all diagrams or learners. Changed condition: Replace the six tasks with six easier tasks only for B. Expected result: The comparison no longer isolates the diagram condition. Reason: Task difficulty now changes alongside the proposed intervention."/>
+            <wp:cNvGraphicFramePr>
+              <a:graphicFrameLocks noChangeAspect="1"/>
+            </wp:cNvGraphicFramePr>
+            <a:graphic>
+              <a:graphicData uri="http://schemas.openxmlformats.org/drawingml/2006/picture">
+                <pic:pic>
+                  <pic:nvPicPr>
+                    <pic:cNvPr id="0" name="academy-story-ai-7-1-04.png"/>
+                    <pic:cNvPicPr/>
+                  </pic:nvPicPr>
+                  <pic:blipFill>
+                    <a:blip r:embed="rId13"/>
+                    <a:stretch>
+                      <a:fillRect/>
+                    </a:stretch>
+                  </pic:blipFill>
+                  <pic:spPr>
+                    <a:xfrm>
+                      <a:off x="0" y="0"/>
+                      <a:ext cx="5486400" cy="3026664"/>
+                    </a:xfrm>
+                    <a:prstGeom prst="rect"/>
+                  </pic:spPr>
+                </pic:pic>
+              </a:graphicData>
+            </a:graphic>
+          </wp:inline>
+        </w:drawing>
+      </w:r>
+    </w:p>
+    <w:p>
+      <w:pPr>
+        <w:spacing w:line="336" w:lineRule="auto" w:after="180"/>
+      </w:pPr>
+      <w:r>
+        <w:rPr>
+          <w:b w:val="0"/>
+        </w:rPr>
+        <w:t>Original case: The study can compare those versions on those tasks, not all diagrams or learners. Changed condition: Replace the six tasks with six easier tasks only for B.</w:t>
+      </w:r>
+    </w:p>
+    <w:p>
+      <w:pPr>
+        <w:spacing w:line="336" w:lineRule="auto" w:after="180"/>
+      </w:pPr>
+      <w:r>
+        <w:rPr>
+          <w:b w:val="0"/>
+        </w:rPr>
+        <w:t>Expected result: The comparison no longer isolates the diagram condition. Reason: Task difficulty now changes alongside the proposed intervention.</w:t>
+      </w:r>
+    </w:p>
+    <w:p>
+      <w:pPr>
+        <w:spacing w:line="336" w:lineRule="auto" w:after="180"/>
+        <w:shd w:fill="F5F1FB"/>
+      </w:pPr>
+      <w:r>
+        <w:rPr>
+          <w:b w:val="0"/>
+        </w:rPr>
+        <w:t>Predict before checking the worked changed-case result. Name what changed and what the supplied facts allow you to conclude.</w:t>
+      </w:r>
+    </w:p>
+    <w:p>
+      <w:pPr>
+        <w:pStyle w:val="Heading3"/>
+      </w:pPr>
+      <w:r>
+        <w:t>My picture explanation, deciding evidence and one limit</w:t>
+      </w:r>
+    </w:p>
+    <w:p>
+      <w:r>
+        <w:t>________________________________________________________________</w:t>
+      </w:r>
+    </w:p>
+    <w:p>
+      <w:r>
+        <w:t>________________________________________________________________</w:t>
+      </w:r>
+    </w:p>
+    <w:p>
+      <w:r>
+        <w:t>________________________________________________________________</w:t>
+      </w:r>
+    </w:p>
+    <w:p>
+      <w:r>
+        <w:t>________________________________________________________________</w:t>
+      </w:r>
+    </w:p>
+    <w:p>
+      <w:pPr>
+        <w:pStyle w:val="Heading3"/>
+      </w:pPr>
+      <w:r>
+        <w:t>05. Connect the explanation to its limit</w:t>
+      </w:r>
+    </w:p>
+    <w:p>
+      <w:r>
+        <w:drawing>
+          <wp:inline xmlns:a="http://schemas.openxmlformats.org/drawingml/2006/main" xmlns:pic="http://schemas.openxmlformats.org/drawingml/2006/picture">
+            <wp:extent cx="5486400" cy="2834640"/>
+            <wp:docPr id="6" name="Picture 6" descr="An answerable research question connects a change to an observable outcome and a specified population. Opinion words need an operational definition before measurement. Limit: This fictional study does not establish effects on children or general classroom learning."/>
+            <wp:cNvGraphicFramePr>
+              <a:graphicFrameLocks noChangeAspect="1"/>
+            </wp:cNvGraphicFramePr>
+            <a:graphic>
+              <a:graphicData uri="http://schemas.openxmlformats.org/drawingml/2006/picture">
+                <pic:pic>
+                  <pic:nvPicPr>
+                    <pic:cNvPr id="0" name="academy-story-ai-7-1-05.png"/>
+                    <pic:cNvPicPr/>
+                  </pic:nvPicPr>
+                  <pic:blipFill>
+                    <a:blip r:embed="rId14"/>
+                    <a:stretch>
+                      <a:fillRect/>
+                    </a:stretch>
+                  </pic:blipFill>
+                  <pic:spPr>
+                    <a:xfrm>
+                      <a:off x="0" y="0"/>
+                      <a:ext cx="5486400" cy="2834640"/>
+                    </a:xfrm>
+                    <a:prstGeom prst="rect"/>
+                  </pic:spPr>
+                </pic:pic>
+              </a:graphicData>
+            </a:graphic>
+          </wp:inline>
+        </w:drawing>
+      </w:r>
+    </w:p>
+    <w:p>
+      <w:pPr>
+        <w:spacing w:line="336" w:lineRule="auto" w:after="180"/>
+      </w:pPr>
+      <w:r>
+        <w:rPr>
+          <w:b w:val="0"/>
+        </w:rPr>
+        <w:t xml:space="preserve">An answerable </w:t>
+      </w:r>
+      <w:r>
+        <w:rPr>
+          <w:b/>
+        </w:rPr>
+        <w:t>research question</w:t>
+      </w:r>
+      <w:r>
+        <w:rPr>
+          <w:b w:val="0"/>
+        </w:rPr>
+        <w:t xml:space="preserve"> connects a change to an observable </w:t>
+      </w:r>
+      <w:r>
+        <w:rPr>
+          <w:b/>
+        </w:rPr>
+        <w:t>outcome</w:t>
+      </w:r>
+      <w:r>
+        <w:rPr>
+          <w:b w:val="0"/>
+        </w:rPr>
+        <w:t xml:space="preserve"> and a specified population. Opinion words need an operational definition before measurement.</w:t>
+      </w:r>
+    </w:p>
+    <w:p>
+      <w:pPr>
+        <w:spacing w:line="336" w:lineRule="auto" w:after="180"/>
+      </w:pPr>
+      <w:r>
+        <w:rPr>
+          <w:b w:val="0"/>
+        </w:rPr>
+        <w:t>Limit: This fictional study does not establish effects on children or general classroom learning.</w:t>
+      </w:r>
+    </w:p>
+    <w:p>
+      <w:pPr>
+        <w:spacing w:line="336" w:lineRule="auto" w:after="180"/>
+        <w:shd w:fill="F5F1FB"/>
+      </w:pPr>
+      <w:r>
+        <w:rPr>
+          <w:b w:val="0"/>
+        </w:rPr>
+        <w:t>Explain the case, then point to a limit on the claim.</w:t>
+      </w:r>
+    </w:p>
+    <w:p>
+      <w:pPr>
+        <w:pStyle w:val="Heading3"/>
+      </w:pPr>
+      <w:r>
+        <w:t>My picture explanation, deciding evidence and one limit</w:t>
+      </w:r>
+    </w:p>
+    <w:p>
+      <w:r>
+        <w:t>________________________________________________________________</w:t>
+      </w:r>
+    </w:p>
+    <w:p>
+      <w:r>
+        <w:t>________________________________________________________________</w:t>
+      </w:r>
+    </w:p>
+    <w:p>
+      <w:r>
+        <w:t>________________________________________________________________</w:t>
+      </w:r>
+    </w:p>
+    <w:p>
+      <w:r>
+        <w:t>________________________________________________________________</w:t>
+      </w:r>
+    </w:p>
+    <w:p>
+      <w:pPr>
+        <w:pStyle w:val="Heading3"/>
+      </w:pPr>
+      <w:r>
+        <w:t>06. Make the idea visible in your project</w:t>
+      </w:r>
+    </w:p>
+    <w:p>
+      <w:r>
+        <w:drawing>
+          <wp:inline xmlns:a="http://schemas.openxmlformats.org/drawingml/2006/main" xmlns:pic="http://schemas.openxmlformats.org/drawingml/2006/picture">
+            <wp:extent cx="5486400" cy="3681984"/>
+            <wp:docPr id="7" name="Picture 7" descr="For the Reproducible AI Research Study, retain an annotated worked trace and the changed-case reasoning. Connect the claim to its records, units and assumptions so another investigator can challenge or reproduce it. Draw your input, deciding step, result and limit. Supported question: Which proposed diagram question has a measurable outcome? Name its versions, six-case denominator and fixed scoring, then explain why giving only B easier tasks spoils the comparison."/>
+            <wp:cNvGraphicFramePr>
+              <a:graphicFrameLocks noChangeAspect="1"/>
+            </wp:cNvGraphicFramePr>
+            <a:graphic>
+              <a:graphicData uri="http://schemas.openxmlformats.org/drawingml/2006/picture">
+                <pic:pic>
+                  <pic:nvPicPr>
+                    <pic:cNvPr id="0" name="academy-story-ai-7-1-06.png"/>
+                    <pic:cNvPicPr/>
+                  </pic:nvPicPr>
+                  <pic:blipFill>
+                    <a:blip r:embed="rId15"/>
+                    <a:stretch>
+                      <a:fillRect/>
+                    </a:stretch>
+                  </pic:blipFill>
+                  <pic:spPr>
+                    <a:xfrm>
+                      <a:off x="0" y="0"/>
+                      <a:ext cx="5486400" cy="3681984"/>
+                    </a:xfrm>
+                    <a:prstGeom prst="rect"/>
+                  </pic:spPr>
+                </pic:pic>
+              </a:graphicData>
+            </a:graphic>
+          </wp:inline>
+        </w:drawing>
+      </w:r>
+    </w:p>
+    <w:p>
+      <w:pPr>
+        <w:spacing w:line="336" w:lineRule="auto" w:after="180"/>
+      </w:pPr>
+      <w:r>
+        <w:rPr>
+          <w:b w:val="0"/>
+        </w:rPr>
+        <w:t>For the Reproducible AI Research Study, retain an annotated worked trace and the changed-case reasoning. Connect the claim to its records, units and assumptions so another investigator can challenge or reproduce it.</w:t>
+      </w:r>
+    </w:p>
+    <w:p>
+      <w:pPr>
+        <w:spacing w:line="336" w:lineRule="auto" w:after="180"/>
+      </w:pPr>
+      <w:r>
+        <w:rPr>
+          <w:b w:val="0"/>
+        </w:rPr>
+        <w:t xml:space="preserve">Draw your </w:t>
+      </w:r>
+      <w:r>
+        <w:rPr>
+          <w:b/>
+        </w:rPr>
+        <w:t>input</w:t>
+      </w:r>
+      <w:r>
+        <w:rPr>
+          <w:b w:val="0"/>
+        </w:rPr>
+        <w:t xml:space="preserve">, deciding step, result and limit. Supported question: Which proposed diagram question has a measurable </w:t>
+      </w:r>
+      <w:r>
+        <w:rPr>
+          <w:b/>
+        </w:rPr>
+        <w:t>outcome</w:t>
+      </w:r>
+      <w:r>
+        <w:rPr>
+          <w:b w:val="0"/>
+        </w:rPr>
+        <w:t>?</w:t>
+      </w:r>
+    </w:p>
+    <w:p>
+      <w:pPr>
+        <w:spacing w:line="336" w:lineRule="auto" w:after="180"/>
+      </w:pPr>
+      <w:r>
+        <w:rPr>
+          <w:b w:val="0"/>
+        </w:rPr>
+        <w:t>Name its versions, six-case denominator and fixed scoring, then explain why giving only B easier tasks spoils the comparison.</w:t>
+      </w:r>
+    </w:p>
+    <w:p>
+      <w:pPr>
+        <w:spacing w:line="336" w:lineRule="auto" w:after="180"/>
+        <w:shd w:fill="F5F1FB"/>
+      </w:pPr>
+      <w:r>
+        <w:rPr>
+          <w:b w:val="0"/>
+        </w:rPr>
+        <w:t xml:space="preserve">Draw your project trace and justify the deciding step using </w:t>
+      </w:r>
+      <w:r>
+        <w:rPr>
+          <w:b/>
+        </w:rPr>
+        <w:t>evidence</w:t>
+      </w:r>
+      <w:r>
+        <w:rPr>
+          <w:b w:val="0"/>
+        </w:rPr>
+        <w:t>.</w:t>
+      </w:r>
+    </w:p>
+    <w:p>
+      <w:pPr>
+        <w:pStyle w:val="Heading3"/>
+      </w:pPr>
+      <w:r>
+        <w:t>My picture explanation, deciding evidence and one limit</w:t>
       </w:r>
     </w:p>
     <w:p>

--- a/downloads/workbook/ai-7-week-01.docx
+++ b/downloads/workbook/ai-7-week-01.docx
@@ -25,22 +25,45 @@
         <w:pStyle w:val="Heading1"/>
       </w:pPr>
       <w:r>
-        <w:t>01. Recall and choose your starting point</w:t>
-      </w:r>
-    </w:p>
-    <w:p>
-      <w:r>
-        <w:t>Record your starting explanation for A question that evidence can answer before opening notes. Show any later correction separately.</w:t>
-      </w:r>
-    </w:p>
-    <w:p>
-      <w:pPr>
-        <w:spacing w:line="336" w:lineRule="auto" w:after="180"/>
-      </w:pPr>
-      <w:r>
-        <w:rPr>
-          <w:b w:val="0"/>
-        </w:rPr>
+        <w:t>One complete question, outcome and condition record.</w:t>
+      </w:r>
+    </w:p>
+    <w:p>
+      <w:r>
+        <w:t>Keep comparison, cases, scoring, fixed conditions, available evidence and remaining gaps together.</w:t>
+      </w:r>
+    </w:p>
+    <w:p>
+      <w:r>
+        <w:t>Recall → W1–W3/W5 → independent timing/correctness case → research-question project → delayed return.</w:t>
+      </w:r>
+    </w:p>
+    <w:p>
+      <w:pPr>
+        <w:pStyle w:val="Heading1"/>
+      </w:pPr>
+      <w:r>
+        <w:t>01. Recall · Retrieve before notes</w:t>
+      </w:r>
+    </w:p>
+    <w:p>
+      <w:r>
+        <w:t>Keep this task’s inputs,rule and response together.</w:t>
+      </w:r>
+    </w:p>
+    <w:p>
+      <w:pPr>
+        <w:pStyle w:val="Heading2"/>
+      </w:pPr>
+      <w:r>
+        <w:t>Complete task and evidence</w:t>
+      </w:r>
+    </w:p>
+    <w:p>
+      <w:pPr>
+        <w:pStyle w:val="ListBullet"/>
+      </w:pPr>
+      <w:r>
         <w:t>Try the recall before opening notes. Then use a different colour or a labelled second line to correct your explanation.</w:t>
       </w:r>
     </w:p>
@@ -54,12 +77,9 @@
     </w:p>
     <w:p>
       <w:pPr>
-        <w:spacing w:line="336" w:lineRule="auto" w:after="180"/>
-      </w:pPr>
-      <w:r>
-        <w:rPr>
-          <w:b w:val="0"/>
-        </w:rPr>
+        <w:pStyle w:val="ListBullet"/>
+      </w:pPr>
+      <w:r>
         <w:t>Without opening the old lesson, explain one key idea from Engineering demonstration and defense. Give an example and a mistake that the idea helps you avoid.</w:t>
       </w:r>
     </w:p>
@@ -91,135 +111,44 @@
         <w:pStyle w:val="Heading1"/>
       </w:pPr>
       <w:r>
-        <w:t>02. Practise with fading help</w:t>
-      </w:r>
-    </w:p>
-    <w:p>
-      <w:r>
-        <w:t>Complete the supported A question that evidence can answer trace and record the first step you can explain without help.</w:t>
-      </w:r>
-    </w:p>
-    <w:p>
-      <w:pPr>
-        <w:spacing w:line="336" w:lineRule="auto" w:after="180"/>
-      </w:pPr>
-      <w:r>
-        <w:rPr>
-          <w:b w:val="0"/>
-        </w:rPr>
-        <w:t xml:space="preserve">Use W2: Trace the worked case for A question that </w:t>
-      </w:r>
-      <w:r>
-        <w:rPr>
-          <w:b/>
-        </w:rPr>
-        <w:t>evidence</w:t>
-      </w:r>
-      <w:r>
-        <w:rPr>
-          <w:b w:val="0"/>
-        </w:rPr>
-        <w:t xml:space="preserve"> can answer. Record the answer once; the lesson and workbook refer to the same attempt.</w:t>
-      </w:r>
-    </w:p>
-    <w:tbl>
-      <w:tblPr>
-        <w:tblStyle w:val="LightShading-Accent1"/>
-        <w:tblW w:type="auto" w:w="0"/>
-        <w:tblLook w:firstColumn="1" w:firstRow="1" w:lastColumn="0" w:lastRow="0" w:noHBand="0" w:noVBand="1" w:val="04A0"/>
-      </w:tblPr>
-      <w:tblGrid>
-        <w:gridCol w:w="2556"/>
-        <w:gridCol w:w="2556"/>
-        <w:gridCol w:w="2556"/>
-        <w:gridCol w:w="2556"/>
-      </w:tblGrid>
-      <w:tr>
-        <w:trPr>
-          <w:tblHeader/>
-        </w:trPr>
-        <w:tc>
-          <w:tcPr>
-            <w:tcW w:type="dxa" w:w="2556"/>
-          </w:tcPr>
-          <w:p>
-            <w:r>
-              <w:t>Given inputs</w:t>
-            </w:r>
-          </w:p>
-        </w:tc>
-        <w:tc>
-          <w:tcPr>
-            <w:tcW w:type="dxa" w:w="2556"/>
-          </w:tcPr>
-          <w:p>
-            <w:r>
-              <w:t>Procedure I chose</w:t>
-            </w:r>
-          </w:p>
-        </w:tc>
-        <w:tc>
-          <w:tcPr>
-            <w:tcW w:type="dxa" w:w="2556"/>
-          </w:tcPr>
-          <w:p>
-            <w:r>
-              <w:t>Middle steps</w:t>
-            </w:r>
-          </w:p>
-        </w:tc>
-        <w:tc>
-          <w:tcPr>
-            <w:tcW w:type="dxa" w:w="2556"/>
-          </w:tcPr>
-          <w:p>
-            <w:r>
-              <w:t>Result and check</w:t>
-            </w:r>
-          </w:p>
-        </w:tc>
-      </w:tr>
-      <w:tr>
-        <w:tc>
-          <w:tcPr>
-            <w:tcW w:type="dxa" w:w="2556"/>
-          </w:tcPr>
-          <w:p>
-            <w:r/>
-          </w:p>
-        </w:tc>
-        <w:tc>
-          <w:tcPr>
-            <w:tcW w:type="dxa" w:w="2556"/>
-          </w:tcPr>
-          <w:p>
-            <w:r/>
-          </w:p>
-        </w:tc>
-        <w:tc>
-          <w:tcPr>
-            <w:tcW w:type="dxa" w:w="2556"/>
-          </w:tcPr>
-          <w:p>
-            <w:r/>
-          </w:p>
-        </w:tc>
-        <w:tc>
-          <w:tcPr>
-            <w:tcW w:type="dxa" w:w="2556"/>
-          </w:tcPr>
-          <w:p>
-            <w:r/>
-          </w:p>
-        </w:tc>
-      </w:tr>
-    </w:tbl>
+        <w:t>05. W1 · Explain the current example</w:t>
+      </w:r>
+    </w:p>
+    <w:p>
+      <w:r>
+        <w:t>Keep this task’s inputs,rule and response together.</w:t>
+      </w:r>
+    </w:p>
+    <w:p>
+      <w:pPr>
+        <w:pStyle w:val="Heading2"/>
+      </w:pPr>
+      <w:r>
+        <w:t>Complete task and evidence</w:t>
+      </w:r>
+    </w:p>
+    <w:p>
+      <w:pPr>
+        <w:pStyle w:val="ListBullet"/>
+      </w:pPr>
+      <w:r>
+        <w:t>An answerable research question identifies outcome, comparison and conditions. Replace “prove AI is useful” with a bounded retrieval question: on fixed queries Q1–Q5 and corpus c1 R1–R10, does B return more supplied-relevant records than baseline A in the top three on average? Fix relevance sets, unique eligible top-three lists and case IDs before comparison. Added revealed practice snapshot has A counts 1/1/1/1/1 and B 2/1/2/0/2: means 1 and 1.4 relevant records, with Q4 worse. These rankings/labels are constructed, not live retrieval or human judgments; practice is not unseen reserved evaluation. Separate picture compares diagram/no-diagram A/B on the same six fixed plant tasks and scoring; no results are supplied. “Wonderful” has no measurement here; correct-answer count has one. Easier B-only tasks confound difficulty with version. A bounded result does not establish universal usefulness, causal mechanism, deployment impact or effects on children/general learning. Keep planned study, constructed example, actual scoring run and uncollected outcomes distinct.</w:t>
+      </w:r>
+    </w:p>
+    <w:p>
+      <w:pPr>
+        <w:pStyle w:val="ListBullet"/>
+      </w:pPr>
+      <w:r>
+        <w:t>Explain the weekly mechanism in your own words. Use the worked scenario to name its input, decision rule and output.</w:t>
+      </w:r>
+    </w:p>
     <w:p>
       <w:pPr>
         <w:pStyle w:val="Heading3"/>
       </w:pPr>
       <w:r>
-        <w:t>The step I completed without help, and the hint I needed</w:t>
+        <w:t>My reasoning and evidence</w:t>
       </w:r>
     </w:p>
     <w:p>
@@ -238,50 +167,55 @@
       </w:r>
     </w:p>
     <w:p>
+      <w:r>
+        <w:t>________________________________________________________________</w:t>
+      </w:r>
+    </w:p>
+    <w:p>
+      <w:r>
+        <w:t>________________________________________________________________</w:t>
+      </w:r>
+    </w:p>
+    <w:p>
+      <w:r>
+        <w:t>________________________________________________________________</w:t>
+      </w:r>
+    </w:p>
+    <w:p>
       <w:pPr>
         <w:pStyle w:val="Heading1"/>
       </w:pPr>
       <w:r>
-        <w:t>03. Individual reasoning check</w:t>
-      </w:r>
-    </w:p>
-    <w:p>
-      <w:r>
-        <w:t>Check the proposed A question that evidence can answer explanation against the supplied facts before discussing it.</w:t>
-      </w:r>
-    </w:p>
-    <w:p>
-      <w:pPr>
-        <w:spacing w:line="336" w:lineRule="auto" w:after="180"/>
-      </w:pPr>
-      <w:r>
-        <w:rPr>
-          <w:b w:val="0"/>
-        </w:rPr>
-        <w:t xml:space="preserve">Use the worked case for A question that </w:t>
-      </w:r>
-      <w:r>
-        <w:rPr>
-          <w:b/>
-        </w:rPr>
-        <w:t>evidence</w:t>
-      </w:r>
-      <w:r>
-        <w:rPr>
-          <w:b w:val="0"/>
-        </w:rPr>
-        <w:t xml:space="preserve"> can answer. Proposed explanation: “The worked result establishes every future case”. Decide whether this explanation is supported.</w:t>
-      </w:r>
-    </w:p>
-    <w:p>
-      <w:pPr>
-        <w:spacing w:line="336" w:lineRule="auto" w:after="180"/>
-      </w:pPr>
-      <w:r>
-        <w:rPr>
-          <w:b w:val="0"/>
-        </w:rPr>
-        <w:t>Point to the step or supplied fact that decides; explain your repair if needed.</w:t>
+        <w:t>06. W2 · Trace the worked case</w:t>
+      </w:r>
+    </w:p>
+    <w:p>
+      <w:r>
+        <w:t>Keep the supplied inputs, comparison rule and evidence together.</w:t>
+      </w:r>
+    </w:p>
+    <w:p>
+      <w:pPr>
+        <w:pStyle w:val="Heading2"/>
+      </w:pPr>
+      <w:r>
+        <w:t>Complete task and evidence</w:t>
+      </w:r>
+    </w:p>
+    <w:p>
+      <w:pPr>
+        <w:pStyle w:val="ListBullet"/>
+      </w:pPr>
+      <w:r>
+        <w:t>An answerable research question identifies outcome, comparison and conditions. Replace “prove AI is useful” with a bounded retrieval question: on fixed queries Q1–Q5 and corpus c1 R1–R10, does B return more supplied-relevant records than baseline A in the top three on average? Fix relevance sets, unique eligible top-three lists and case IDs before comparison. Added revealed practice snapshot has A counts 1/1/1/1/1 and B 2/1/2/0/2: means 1 and 1.4 relevant records, with Q4 worse. These rankings/labels are constructed, not live retrieval or human judgments; practice is not unseen reserved evaluation. Separate picture compares diagram/no-diagram A/B on the same six fixed plant tasks and scoring; no results are supplied. “Wonderful” has no measurement here; correct-answer count has one. Easier B-only tasks confound difficulty with version. A bounded result does not establish universal usefulness, causal mechanism, deployment impact or effects on children/general learning. Keep planned study, constructed example, actual scoring run and uncollected outcomes distinct.</w:t>
+      </w:r>
+    </w:p>
+    <w:p>
+      <w:pPr>
+        <w:pStyle w:val="ListBullet"/>
+      </w:pPr>
+      <w:r>
+        <w:t>Proposal says prove AI is useful; available records are retrieval results for five room queries. Show the intermediate steps and give the conclusion with its scope.</w:t>
       </w:r>
     </w:p>
     <w:p>
@@ -289,7 +223,7 @@
         <w:pStyle w:val="Heading3"/>
       </w:pPr>
       <w:r>
-        <w:t>My explanation before partner discussion</w:t>
+        <w:t>My reasoning and evidence</w:t>
       </w:r>
     </w:p>
     <w:p>
@@ -313,16 +247,55 @@
       </w:r>
     </w:p>
     <w:p>
+      <w:r>
+        <w:t>________________________________________________________________</w:t>
+      </w:r>
+    </w:p>
+    <w:p>
+      <w:r>
+        <w:t>________________________________________________________________</w:t>
+      </w:r>
+    </w:p>
+    <w:p>
+      <w:r>
+        <w:t>________________________________________________________________</w:t>
+      </w:r>
+    </w:p>
+    <w:p>
       <w:pPr>
         <w:pStyle w:val="Heading1"/>
       </w:pPr>
       <w:r>
-        <w:t>04. Independent transfer case</w:t>
-      </w:r>
-    </w:p>
-    <w:p>
-      <w:r>
-        <w:t>Write one first attempt at the reserved independent case before feedback. Repeated copies of that case refer to the same recorded attempt.</w:t>
+        <w:t>07. W3 · Repair a misconception</w:t>
+      </w:r>
+    </w:p>
+    <w:p>
+      <w:r>
+        <w:t>Keep this task’s inputs,rule and response together.</w:t>
+      </w:r>
+    </w:p>
+    <w:p>
+      <w:pPr>
+        <w:pStyle w:val="Heading2"/>
+      </w:pPr>
+      <w:r>
+        <w:t>Complete task and evidence</w:t>
+      </w:r>
+    </w:p>
+    <w:p>
+      <w:pPr>
+        <w:pStyle w:val="ListBullet"/>
+      </w:pPr>
+      <w:r>
+        <w:t>An answerable research question identifies outcome, comparison and conditions. Replace “prove AI is useful” with a bounded retrieval question: on fixed queries Q1–Q5 and corpus c1 R1–R10, does B return more supplied-relevant records than baseline A in the top three on average? Fix relevance sets, unique eligible top-three lists and case IDs before comparison. Added revealed practice snapshot has A counts 1/1/1/1/1 and B 2/1/2/0/2: means 1 and 1.4 relevant records, with Q4 worse. These rankings/labels are constructed, not live retrieval or human judgments; practice is not unseen reserved evaluation. Separate picture compares diagram/no-diagram A/B on the same six fixed plant tasks and scoring; no results are supplied. “Wonderful” has no measurement here; correct-answer count has one. Easier B-only tasks confound difficulty with version. A bounded result does not establish universal usefulness, causal mechanism, deployment impact or effects on children/general learning. Keep planned study, constructed example, actual scoring run and uncollected outcomes distinct.</w:t>
+      </w:r>
+    </w:p>
+    <w:p>
+      <w:pPr>
+        <w:pStyle w:val="ListBullet"/>
+      </w:pPr>
+      <w:r>
+        <w:t>A report omits this qualification: A measurable narrow question is not evidence of its answer. Explain how omitting it could change a reader's interpretation, and write an accurate replacement.</w:t>
       </w:r>
     </w:p>
     <w:p>
@@ -330,17 +303,153 @@
         <w:pStyle w:val="Heading3"/>
       </w:pPr>
       <w:r>
+        <w:t>My reasoning and evidence</w:t>
+      </w:r>
+    </w:p>
+    <w:p>
+      <w:r>
+        <w:t>________________________________________________________________</w:t>
+      </w:r>
+    </w:p>
+    <w:p>
+      <w:r>
+        <w:t>________________________________________________________________</w:t>
+      </w:r>
+    </w:p>
+    <w:p>
+      <w:r>
+        <w:t>________________________________________________________________</w:t>
+      </w:r>
+    </w:p>
+    <w:p>
+      <w:r>
+        <w:t>________________________________________________________________</w:t>
+      </w:r>
+    </w:p>
+    <w:p>
+      <w:r>
+        <w:t>________________________________________________________________</w:t>
+      </w:r>
+    </w:p>
+    <w:p>
+      <w:r>
+        <w:t>________________________________________________________________</w:t>
+      </w:r>
+    </w:p>
+    <w:p>
+      <w:pPr>
+        <w:pStyle w:val="Heading1"/>
+      </w:pPr>
+      <w:r>
+        <w:t>09. W5 · Explain the limitation</w:t>
+      </w:r>
+    </w:p>
+    <w:p>
+      <w:r>
+        <w:t>Keep this task’s inputs,rule and response together.</w:t>
+      </w:r>
+    </w:p>
+    <w:p>
+      <w:pPr>
+        <w:pStyle w:val="Heading2"/>
+      </w:pPr>
+      <w:r>
+        <w:t>Complete task and evidence</w:t>
+      </w:r>
+    </w:p>
+    <w:p>
+      <w:pPr>
+        <w:pStyle w:val="ListBullet"/>
+      </w:pPr>
+      <w:r>
+        <w:t>An answerable research question identifies outcome, comparison and conditions. Replace “prove AI is useful” with a bounded retrieval question: on fixed queries Q1–Q5 and corpus c1 R1–R10, does B return more supplied-relevant records than baseline A in the top three on average? Fix relevance sets, unique eligible top-three lists and case IDs before comparison. Added revealed practice snapshot has A counts 1/1/1/1/1 and B 2/1/2/0/2: means 1 and 1.4 relevant records, with Q4 worse. These rankings/labels are constructed, not live retrieval or human judgments; practice is not unseen reserved evaluation. Separate picture compares diagram/no-diagram A/B on the same six fixed plant tasks and scoring; no results are supplied. “Wonderful” has no measurement here; correct-answer count has one. Easier B-only tasks confound difficulty with version. A bounded result does not establish universal usefulness, causal mechanism, deployment impact or effects on children/general learning. Keep planned study, constructed example, actual scoring run and uncollected outcomes distinct.</w:t>
+      </w:r>
+    </w:p>
+    <w:p>
+      <w:pPr>
+        <w:pStyle w:val="ListBullet"/>
+      </w:pPr>
+      <w:r>
+        <w:t>For the worked scenario, propose one additional case that could reveal a failure, describe its expected outcome before running it, and explain what would need to remain fixed for a fair comparison. Do not reuse W4 as a new final test after receiving feedback.</w:t>
+      </w:r>
+    </w:p>
+    <w:p>
+      <w:pPr>
+        <w:pStyle w:val="Heading3"/>
+      </w:pPr>
+      <w:r>
+        <w:t>My reasoning and evidence</w:t>
+      </w:r>
+    </w:p>
+    <w:p>
+      <w:r>
+        <w:t>________________________________________________________________</w:t>
+      </w:r>
+    </w:p>
+    <w:p>
+      <w:r>
+        <w:t>________________________________________________________________</w:t>
+      </w:r>
+    </w:p>
+    <w:p>
+      <w:r>
+        <w:t>________________________________________________________________</w:t>
+      </w:r>
+    </w:p>
+    <w:p>
+      <w:r>
+        <w:t>________________________________________________________________</w:t>
+      </w:r>
+    </w:p>
+    <w:p>
+      <w:r>
+        <w:t>________________________________________________________________</w:t>
+      </w:r>
+    </w:p>
+    <w:p>
+      <w:r>
+        <w:t>________________________________________________________________</w:t>
+      </w:r>
+    </w:p>
+    <w:p>
+      <w:r>
+        <w:t>________________________________________________________________</w:t>
+      </w:r>
+    </w:p>
+    <w:p>
+      <w:pPr>
+        <w:pStyle w:val="Heading1"/>
+      </w:pPr>
+      <w:r>
+        <w:t>04. Try alone · Selected transfer</w:t>
+      </w:r>
+    </w:p>
+    <w:p>
+      <w:r>
+        <w:t>Keep this task’s inputs,rule and response together.</w:t>
+      </w:r>
+    </w:p>
+    <w:p>
+      <w:pPr>
+        <w:pStyle w:val="Heading2"/>
+      </w:pPr>
+      <w:r>
+        <w:t>Complete task and evidence</w:t>
+      </w:r>
+    </w:p>
+    <w:p>
+      <w:pPr>
+        <w:pStyle w:val="Heading3"/>
+      </w:pPr>
+      <w:r>
         <w:t>Independent case: Apply a new case independently</w:t>
       </w:r>
     </w:p>
     <w:p>
       <w:pPr>
-        <w:spacing w:line="336" w:lineRule="auto" w:after="180"/>
-      </w:pPr>
-      <w:r>
-        <w:rPr>
-          <w:b w:val="0"/>
-        </w:rPr>
+        <w:pStyle w:val="ListBullet"/>
+      </w:pPr>
+      <w:r>
         <w:t>You have response times and correctness for two lookup procedures on ten fictional requests. Write a bounded question and one missing detail.</w:t>
       </w:r>
     </w:p>
@@ -389,12 +498,9 @@
     </w:p>
     <w:p>
       <w:pPr>
-        <w:spacing w:line="336" w:lineRule="auto" w:after="180"/>
-      </w:pPr>
-      <w:r>
-        <w:rPr>
-          <w:b w:val="0"/>
-        </w:rPr>
+        <w:pStyle w:val="ListBullet"/>
+      </w:pPr>
+      <w:r>
         <w:t>Attempt this case before feedback. Record any help. Earlier examples below are further practice; a case already practised with feedback cannot establish fresh transfer.</w:t>
       </w:r>
     </w:p>
@@ -403,59 +509,28 @@
         <w:pStyle w:val="Heading1"/>
       </w:pPr>
       <w:r>
-        <w:t>05. W1 Explain the mechanism</w:t>
-      </w:r>
-    </w:p>
-    <w:p>
-      <w:r>
-        <w:t>Explain the mechanism. Apply the supplied A question that evidence can answer facts and keep your reasoning.</w:t>
-      </w:r>
-    </w:p>
-    <w:p>
-      <w:pPr>
-        <w:spacing w:line="336" w:lineRule="auto" w:after="180"/>
-      </w:pPr>
-      <w:r>
-        <w:rPr>
-          <w:b w:val="0"/>
-        </w:rPr>
-        <w:t xml:space="preserve">Explain the weekly </w:t>
-      </w:r>
-      <w:r>
-        <w:rPr>
-          <w:b/>
-        </w:rPr>
-        <w:t>mechanism</w:t>
-      </w:r>
-      <w:r>
-        <w:rPr>
-          <w:b w:val="0"/>
-        </w:rPr>
-        <w:t xml:space="preserve"> in your own words. Use the worked scenario to name its </w:t>
-      </w:r>
-      <w:r>
-        <w:rPr>
-          <w:b/>
-        </w:rPr>
-        <w:t>input</w:t>
-      </w:r>
-      <w:r>
-        <w:rPr>
-          <w:b w:val="0"/>
-        </w:rPr>
-        <w:t xml:space="preserve">, decision rule and </w:t>
-      </w:r>
-      <w:r>
-        <w:rPr>
-          <w:b/>
-        </w:rPr>
-        <w:t>output</w:t>
-      </w:r>
-      <w:r>
-        <w:rPr>
-          <w:b w:val="0"/>
-        </w:rPr>
-        <w:t>.</w:t>
+        <w:t>10. Project · Keep the research evidence</w:t>
+      </w:r>
+    </w:p>
+    <w:p>
+      <w:r>
+        <w:t>Preserve the question, protocol, observations, analysis and limits.</w:t>
+      </w:r>
+    </w:p>
+    <w:p>
+      <w:pPr>
+        <w:pStyle w:val="Heading2"/>
+      </w:pPr>
+      <w:r>
+        <w:t>Complete task and evidence</w:t>
+      </w:r>
+    </w:p>
+    <w:p>
+      <w:pPr>
+        <w:pStyle w:val="ListBullet"/>
+      </w:pPr>
+      <w:r>
+        <w:t>Add a labelled a question that evidence can answer evidence sheet to Reproducible AI Research Study. Show how you can explain the mechanism and terminology of a question that evidence can answer. Use the supplied fictional case and keep its inputs, intermediate steps, calculation or prediction, and limitation. Connect this record to last week’s record; a matching answer without a trace is insufficient.</w:t>
       </w:r>
     </w:p>
     <w:p>
@@ -463,7 +538,7 @@
         <w:pStyle w:val="Heading3"/>
       </w:pPr>
       <w:r>
-        <w:t>My reasoning and evidence</w:t>
+        <w:t>My project change, supporting evidence and remaining limit</w:t>
       </w:r>
     </w:p>
     <w:p>
@@ -501,472 +576,20 @@
         <w:pStyle w:val="Heading1"/>
       </w:pPr>
       <w:r>
-        <w:t>06. W2 Trace the worked case</w:t>
-      </w:r>
-    </w:p>
-    <w:p>
-      <w:r>
-        <w:t>Trace the worked case. Apply the supplied A question that evidence can answer facts and keep your reasoning.</w:t>
-      </w:r>
-    </w:p>
-    <w:p>
-      <w:pPr>
-        <w:spacing w:line="336" w:lineRule="auto" w:after="180"/>
-      </w:pPr>
-      <w:r>
-        <w:rPr>
-          <w:b w:val="0"/>
-        </w:rPr>
-        <w:t xml:space="preserve">Proposal says prove AI is useful; available records are retrieval results for five room queries. Show the intermediate steps and give the conclusion with its </w:t>
-      </w:r>
-      <w:r>
-        <w:rPr>
-          <w:b/>
-        </w:rPr>
-        <w:t>scope</w:t>
-      </w:r>
-      <w:r>
-        <w:rPr>
-          <w:b w:val="0"/>
-        </w:rPr>
-        <w:t>.</w:t>
-      </w:r>
-    </w:p>
-    <w:p>
-      <w:pPr>
-        <w:pStyle w:val="Heading3"/>
-      </w:pPr>
-      <w:r>
-        <w:t>My reasoning and evidence</w:t>
-      </w:r>
-    </w:p>
-    <w:p>
-      <w:r>
-        <w:t>________________________________________________________________</w:t>
-      </w:r>
-    </w:p>
-    <w:p>
-      <w:r>
-        <w:t>________________________________________________________________</w:t>
-      </w:r>
-    </w:p>
-    <w:p>
-      <w:r>
-        <w:t>________________________________________________________________</w:t>
-      </w:r>
-    </w:p>
-    <w:p>
-      <w:r>
-        <w:t>________________________________________________________________</w:t>
-      </w:r>
-    </w:p>
-    <w:p>
-      <w:r>
-        <w:t>________________________________________________________________</w:t>
-      </w:r>
-    </w:p>
-    <w:p>
-      <w:r>
-        <w:t>________________________________________________________________</w:t>
-      </w:r>
-    </w:p>
-    <w:p>
-      <w:r>
-        <w:t>________________________________________________________________</w:t>
-      </w:r>
-    </w:p>
-    <w:p>
-      <w:pPr>
-        <w:pStyle w:val="Heading1"/>
-      </w:pPr>
-      <w:r>
-        <w:t>07. W3 Audit the limit</w:t>
-      </w:r>
-    </w:p>
-    <w:p>
-      <w:r>
-        <w:t>Audit the limit. Apply the supplied A question that evidence can answer facts and keep your reasoning.</w:t>
-      </w:r>
-    </w:p>
-    <w:p>
-      <w:pPr>
-        <w:spacing w:line="336" w:lineRule="auto" w:after="180"/>
-      </w:pPr>
-      <w:r>
-        <w:rPr>
-          <w:b w:val="0"/>
-        </w:rPr>
-        <w:t xml:space="preserve">A report omits this qualification: A measurable narrow question is not </w:t>
-      </w:r>
-      <w:r>
-        <w:rPr>
-          <w:b/>
-        </w:rPr>
-        <w:t>evidence</w:t>
-      </w:r>
-      <w:r>
-        <w:rPr>
-          <w:b w:val="0"/>
-        </w:rPr>
-        <w:t xml:space="preserve"> of its answer. Explain how omitting it could change a reader's interpretation, and write an accurate replacement.</w:t>
-      </w:r>
-    </w:p>
-    <w:p>
-      <w:pPr>
-        <w:pStyle w:val="Heading3"/>
-      </w:pPr>
-      <w:r>
-        <w:t>My reasoning and evidence</w:t>
-      </w:r>
-    </w:p>
-    <w:p>
-      <w:r>
-        <w:t>________________________________________________________________</w:t>
-      </w:r>
-    </w:p>
-    <w:p>
-      <w:r>
-        <w:t>________________________________________________________________</w:t>
-      </w:r>
-    </w:p>
-    <w:p>
-      <w:r>
-        <w:t>________________________________________________________________</w:t>
-      </w:r>
-    </w:p>
-    <w:p>
-      <w:r>
-        <w:t>________________________________________________________________</w:t>
-      </w:r>
-    </w:p>
-    <w:p>
-      <w:r>
-        <w:t>________________________________________________________________</w:t>
-      </w:r>
-    </w:p>
-    <w:p>
-      <w:r>
-        <w:t>________________________________________________________________</w:t>
-      </w:r>
-    </w:p>
-    <w:p>
-      <w:pPr>
-        <w:pStyle w:val="Heading1"/>
-      </w:pPr>
-      <w:r>
-        <w:t>08. W4 Apply a new case independently</w:t>
-      </w:r>
-    </w:p>
-    <w:p>
-      <w:r>
-        <w:t>Attempt before feedback. If this repeats the selected independent case, reuse that first attempt; otherwise keep a separate record. Apply a new case independently. Apply the supplied A question that evidence can answer facts and keep your reasoning.</w:t>
-      </w:r>
-    </w:p>
-    <w:p>
-      <w:pPr>
-        <w:spacing w:line="336" w:lineRule="auto" w:after="180"/>
-      </w:pPr>
-      <w:r>
-        <w:rPr>
-          <w:b w:val="0"/>
-        </w:rPr>
-        <w:t>You have response times and correctness for two lookup procedures on ten fictional requests. Write a bounded question and one missing detail.</w:t>
-      </w:r>
-    </w:p>
-    <w:p>
-      <w:pPr>
-        <w:pStyle w:val="Heading3"/>
-      </w:pPr>
-      <w:r>
-        <w:t>My reasoning and evidence</w:t>
-      </w:r>
-    </w:p>
-    <w:p>
-      <w:r>
-        <w:t>________________________________________________________________</w:t>
-      </w:r>
-    </w:p>
-    <w:p>
-      <w:r>
-        <w:t>________________________________________________________________</w:t>
-      </w:r>
-    </w:p>
-    <w:p>
-      <w:r>
-        <w:t>________________________________________________________________</w:t>
-      </w:r>
-    </w:p>
-    <w:p>
-      <w:r>
-        <w:t>________________________________________________________________</w:t>
-      </w:r>
-    </w:p>
-    <w:p>
-      <w:r>
-        <w:t>________________________________________________________________</w:t>
-      </w:r>
-    </w:p>
-    <w:p>
-      <w:r>
-        <w:t>________________________________________________________________</w:t>
-      </w:r>
-    </w:p>
-    <w:p>
-      <w:r>
-        <w:t>________________________________________________________________</w:t>
-      </w:r>
-    </w:p>
-    <w:p>
-      <w:r>
-        <w:t>________________________________________________________________</w:t>
-      </w:r>
-    </w:p>
-    <w:p>
-      <w:pPr>
-        <w:pStyle w:val="Heading1"/>
-      </w:pPr>
-      <w:r>
-        <w:t>09. W5 Design a revealing follow-up</w:t>
-      </w:r>
-    </w:p>
-    <w:p>
-      <w:r>
-        <w:t>Design a revealing follow-up. Apply the supplied A question that evidence can answer facts and keep your reasoning.</w:t>
-      </w:r>
-    </w:p>
-    <w:p>
-      <w:pPr>
-        <w:spacing w:line="336" w:lineRule="auto" w:after="180"/>
-      </w:pPr>
-      <w:r>
-        <w:rPr>
-          <w:b w:val="0"/>
-        </w:rPr>
-        <w:t xml:space="preserve">For the worked scenario, propose one additional case that could reveal a failure, describe its expected </w:t>
-      </w:r>
-      <w:r>
-        <w:rPr>
-          <w:b/>
-        </w:rPr>
-        <w:t>outcome</w:t>
-      </w:r>
-      <w:r>
-        <w:rPr>
-          <w:b w:val="0"/>
-        </w:rPr>
-        <w:t xml:space="preserve"> before running it, and explain what would need to remain fixed for a fair comparison.</w:t>
-      </w:r>
-    </w:p>
-    <w:p>
-      <w:pPr>
-        <w:spacing w:line="336" w:lineRule="auto" w:after="180"/>
-      </w:pPr>
-      <w:r>
-        <w:rPr>
-          <w:b w:val="0"/>
-        </w:rPr>
-        <w:t>Do not reuse W4 as a new final test after receiving feedback.</w:t>
-      </w:r>
-    </w:p>
-    <w:p>
-      <w:pPr>
-        <w:pStyle w:val="Heading3"/>
-      </w:pPr>
-      <w:r>
-        <w:t>My reasoning and evidence</w:t>
-      </w:r>
-    </w:p>
-    <w:p>
-      <w:r>
-        <w:t>________________________________________________________________</w:t>
-      </w:r>
-    </w:p>
-    <w:p>
-      <w:r>
-        <w:t>________________________________________________________________</w:t>
-      </w:r>
-    </w:p>
-    <w:p>
-      <w:r>
-        <w:t>________________________________________________________________</w:t>
-      </w:r>
-    </w:p>
-    <w:p>
-      <w:r>
-        <w:t>________________________________________________________________</w:t>
-      </w:r>
-    </w:p>
-    <w:p>
-      <w:r>
-        <w:t>________________________________________________________________</w:t>
-      </w:r>
-    </w:p>
-    <w:p>
-      <w:r>
-        <w:t>________________________________________________________________</w:t>
-      </w:r>
-    </w:p>
-    <w:p>
-      <w:r>
-        <w:t>________________________________________________________________</w:t>
-      </w:r>
-    </w:p>
-    <w:p>
-      <w:pPr>
-        <w:pStyle w:val="Heading1"/>
-      </w:pPr>
-      <w:r>
-        <w:t>10. Project checkpoint and reflection</w:t>
-      </w:r>
-    </w:p>
-    <w:p>
-      <w:r>
-        <w:t>Connect A question that evidence can answer to Reproducible AI Research Study, identify a limit and choose the next useful test.</w:t>
-      </w:r>
-    </w:p>
-    <w:p>
-      <w:pPr>
-        <w:spacing w:line="336" w:lineRule="auto" w:after="180"/>
-      </w:pPr>
-      <w:r>
-        <w:rPr>
-          <w:b w:val="0"/>
-        </w:rPr>
-        <w:t xml:space="preserve">Add a labelled a question that </w:t>
-      </w:r>
-      <w:r>
-        <w:rPr>
-          <w:b/>
-        </w:rPr>
-        <w:t>evidence</w:t>
-      </w:r>
-      <w:r>
-        <w:rPr>
-          <w:b w:val="0"/>
-        </w:rPr>
-        <w:t xml:space="preserve"> can answer </w:t>
-      </w:r>
-      <w:r>
-        <w:rPr>
-          <w:b/>
-        </w:rPr>
-        <w:t>evidence</w:t>
-      </w:r>
-      <w:r>
-        <w:rPr>
-          <w:b w:val="0"/>
-        </w:rPr>
-        <w:t xml:space="preserve"> sheet to Reproducible AI Research Study. Show how you can explain the </w:t>
-      </w:r>
-      <w:r>
-        <w:rPr>
-          <w:b/>
-        </w:rPr>
-        <w:t>mechanism</w:t>
-      </w:r>
-      <w:r>
-        <w:rPr>
-          <w:b w:val="0"/>
-        </w:rPr>
-        <w:t xml:space="preserve"> and terminology of a question that </w:t>
-      </w:r>
-      <w:r>
-        <w:rPr>
-          <w:b/>
-        </w:rPr>
-        <w:t>evidence</w:t>
-      </w:r>
-      <w:r>
-        <w:rPr>
-          <w:b w:val="0"/>
-        </w:rPr>
-        <w:t xml:space="preserve"> can answer.</w:t>
-      </w:r>
-    </w:p>
-    <w:p>
-      <w:pPr>
-        <w:spacing w:line="336" w:lineRule="auto" w:after="180"/>
-      </w:pPr>
-      <w:r>
-        <w:rPr>
-          <w:b w:val="0"/>
-        </w:rPr>
-        <w:t xml:space="preserve">Use the supplied fictional case and keep its </w:t>
-      </w:r>
-      <w:r>
-        <w:rPr>
-          <w:b/>
-        </w:rPr>
-        <w:t>input</w:t>
-      </w:r>
-      <w:r>
-        <w:rPr>
-          <w:b w:val="0"/>
-        </w:rPr>
-        <w:t xml:space="preserve">s, intermediate steps, calculation or </w:t>
-      </w:r>
-      <w:r>
-        <w:rPr>
-          <w:b/>
-        </w:rPr>
-        <w:t>prediction</w:t>
-      </w:r>
-      <w:r>
-        <w:rPr>
-          <w:b w:val="0"/>
-        </w:rPr>
-        <w:t>, and limitation. Connect this record to last week’s record; a matching answer without a trace is insufficient.</w:t>
-      </w:r>
-    </w:p>
-    <w:p>
-      <w:pPr>
-        <w:pStyle w:val="Heading3"/>
-      </w:pPr>
-      <w:r>
-        <w:t>My project change, supporting evidence and remaining limit</w:t>
-      </w:r>
-    </w:p>
-    <w:p>
-      <w:r>
-        <w:t>________________________________________________________________</w:t>
-      </w:r>
-    </w:p>
-    <w:p>
-      <w:r>
-        <w:t>________________________________________________________________</w:t>
-      </w:r>
-    </w:p>
-    <w:p>
-      <w:r>
-        <w:t>________________________________________________________________</w:t>
-      </w:r>
-    </w:p>
-    <w:p>
-      <w:r>
-        <w:t>________________________________________________________________</w:t>
-      </w:r>
-    </w:p>
-    <w:p>
-      <w:r>
-        <w:t>________________________________________________________________</w:t>
-      </w:r>
-    </w:p>
-    <w:p>
-      <w:r>
-        <w:t>________________________________________________________________</w:t>
-      </w:r>
-    </w:p>
-    <w:p>
-      <w:pPr>
-        <w:pStyle w:val="Heading1"/>
-      </w:pPr>
-      <w:r>
-        <w:t>11. Feedback, return check and learning record</w:t>
-      </w:r>
-    </w:p>
-    <w:p>
-      <w:r>
-        <w:t>Record the first repaired step and a different case to revisit after a delay.</w:t>
+        <w:t>11. Feedback · Repair and return</w:t>
+      </w:r>
+    </w:p>
+    <w:p>
+      <w:r>
+        <w:t>Keep this task’s inputs,rule and response together.</w:t>
+      </w:r>
+    </w:p>
+    <w:p>
+      <w:pPr>
+        <w:pStyle w:val="Heading2"/>
+      </w:pPr>
+      <w:r>
+        <w:t>Complete task and evidence</w:t>
       </w:r>
     </w:p>
     <w:tbl>
@@ -1107,12 +730,9 @@
     </w:tbl>
     <w:p>
       <w:pPr>
-        <w:spacing w:line="336" w:lineRule="auto" w:after="180"/>
-      </w:pPr>
-      <w:r>
-        <w:rPr>
-          <w:b w:val="0"/>
-        </w:rPr>
+        <w:pStyle w:val="ListBullet"/>
+      </w:pPr>
+      <w:r>
         <w:t>Revisit this idea with your teacher after a delay. Familiarity is different from explaining and using it on a changed case.</w:t>
       </w:r>
     </w:p>
@@ -1121,33 +741,321 @@
         <w:pStyle w:val="Heading1"/>
       </w:pPr>
       <w:r>
-        <w:t>12. Pictorial case practice: A question that evidence can answer</w:t>
-      </w:r>
-    </w:p>
-    <w:p>
-      <w:r>
-        <w:t>A question with a measurable answer. A team wants to know whether giving a diagram changes accuracy on six fixed plant-identification tasks. Explain the labelled step before checking the changed condition.</w:t>
-      </w:r>
-    </w:p>
-    <w:p>
-      <w:pPr>
-        <w:spacing w:line="336" w:lineRule="auto" w:after="180"/>
-      </w:pPr>
-      <w:r>
-        <w:rPr>
-          <w:b w:val="0"/>
-        </w:rPr>
+        <w:t>Reference bank and extra practice</w:t>
+      </w:r>
+    </w:p>
+    <w:p>
+      <w:pPr>
+        <w:pStyle w:val="Heading1"/>
+      </w:pPr>
+      <w:r>
+        <w:t>02. Reference · Supported W2 record</w:t>
+      </w:r>
+    </w:p>
+    <w:p>
+      <w:r>
+        <w:t>Keep this task’s inputs,rule and response together.</w:t>
+      </w:r>
+    </w:p>
+    <w:p>
+      <w:pPr>
+        <w:pStyle w:val="Heading2"/>
+      </w:pPr>
+      <w:r>
+        <w:t>Complete task and evidence</w:t>
+      </w:r>
+    </w:p>
+    <w:p>
+      <w:pPr>
+        <w:pStyle w:val="ListBullet"/>
+      </w:pPr>
+      <w:r>
+        <w:t>Use W2: Trace the worked case for A question that evidence can answer. Record the answer once; the lesson and workbook refer to the same attempt.</w:t>
+      </w:r>
+    </w:p>
+    <w:tbl>
+      <w:tblPr>
+        <w:tblStyle w:val="LightShading-Accent1"/>
+        <w:tblW w:type="auto" w:w="0"/>
+        <w:tblLook w:firstColumn="1" w:firstRow="1" w:lastColumn="0" w:lastRow="0" w:noHBand="0" w:noVBand="1" w:val="04A0"/>
+      </w:tblPr>
+      <w:tblGrid>
+        <w:gridCol w:w="2556"/>
+        <w:gridCol w:w="2556"/>
+        <w:gridCol w:w="2556"/>
+        <w:gridCol w:w="2556"/>
+      </w:tblGrid>
+      <w:tr>
+        <w:trPr>
+          <w:tblHeader/>
+        </w:trPr>
+        <w:tc>
+          <w:tcPr>
+            <w:tcW w:type="dxa" w:w="2556"/>
+          </w:tcPr>
+          <w:p>
+            <w:r>
+              <w:t>Given inputs</w:t>
+            </w:r>
+          </w:p>
+        </w:tc>
+        <w:tc>
+          <w:tcPr>
+            <w:tcW w:type="dxa" w:w="2556"/>
+          </w:tcPr>
+          <w:p>
+            <w:r>
+              <w:t>Procedure I chose</w:t>
+            </w:r>
+          </w:p>
+        </w:tc>
+        <w:tc>
+          <w:tcPr>
+            <w:tcW w:type="dxa" w:w="2556"/>
+          </w:tcPr>
+          <w:p>
+            <w:r>
+              <w:t>Middle steps</w:t>
+            </w:r>
+          </w:p>
+        </w:tc>
+        <w:tc>
+          <w:tcPr>
+            <w:tcW w:type="dxa" w:w="2556"/>
+          </w:tcPr>
+          <w:p>
+            <w:r>
+              <w:t>Result and check</w:t>
+            </w:r>
+          </w:p>
+        </w:tc>
+      </w:tr>
+      <w:tr>
+        <w:tc>
+          <w:tcPr>
+            <w:tcW w:type="dxa" w:w="2556"/>
+          </w:tcPr>
+          <w:p>
+            <w:r/>
+          </w:p>
+        </w:tc>
+        <w:tc>
+          <w:tcPr>
+            <w:tcW w:type="dxa" w:w="2556"/>
+          </w:tcPr>
+          <w:p>
+            <w:r/>
+          </w:p>
+        </w:tc>
+        <w:tc>
+          <w:tcPr>
+            <w:tcW w:type="dxa" w:w="2556"/>
+          </w:tcPr>
+          <w:p>
+            <w:r/>
+          </w:p>
+        </w:tc>
+        <w:tc>
+          <w:tcPr>
+            <w:tcW w:type="dxa" w:w="2556"/>
+          </w:tcPr>
+          <w:p>
+            <w:r/>
+          </w:p>
+        </w:tc>
+      </w:tr>
+    </w:tbl>
+    <w:p>
+      <w:pPr>
+        <w:pStyle w:val="Heading3"/>
+      </w:pPr>
+      <w:r>
+        <w:t>The step I completed without help, and the hint I needed</w:t>
+      </w:r>
+    </w:p>
+    <w:p>
+      <w:r>
+        <w:t>________________________________________________________________</w:t>
+      </w:r>
+    </w:p>
+    <w:p>
+      <w:r>
+        <w:t>________________________________________________________________</w:t>
+      </w:r>
+    </w:p>
+    <w:p>
+      <w:r>
+        <w:t>________________________________________________________________</w:t>
+      </w:r>
+    </w:p>
+    <w:p>
+      <w:pPr>
+        <w:pStyle w:val="Heading1"/>
+      </w:pPr>
+      <w:r>
+        <w:t>03. Extra practice · Individual reasoning check</w:t>
+      </w:r>
+    </w:p>
+    <w:p>
+      <w:r>
+        <w:t>Keep this task’s inputs,rule and response together.</w:t>
+      </w:r>
+    </w:p>
+    <w:p>
+      <w:pPr>
+        <w:pStyle w:val="Heading2"/>
+      </w:pPr>
+      <w:r>
+        <w:t>Complete task and evidence</w:t>
+      </w:r>
+    </w:p>
+    <w:p>
+      <w:pPr>
+        <w:pStyle w:val="ListBullet"/>
+      </w:pPr>
+      <w:r>
+        <w:t>Use the worked case for A question that evidence can answer. Proposed explanation: “The worked result establishes every future case”. Decide whether this explanation is supported. Point to the step or supplied fact that decides; explain your repair if needed.</w:t>
+      </w:r>
+    </w:p>
+    <w:p>
+      <w:pPr>
+        <w:pStyle w:val="Heading3"/>
+      </w:pPr>
+      <w:r>
+        <w:t>My explanation before partner discussion</w:t>
+      </w:r>
+    </w:p>
+    <w:p>
+      <w:r>
+        <w:t>________________________________________________________________</w:t>
+      </w:r>
+    </w:p>
+    <w:p>
+      <w:r>
+        <w:t>________________________________________________________________</w:t>
+      </w:r>
+    </w:p>
+    <w:p>
+      <w:r>
+        <w:t>________________________________________________________________</w:t>
+      </w:r>
+    </w:p>
+    <w:p>
+      <w:r>
+        <w:t>________________________________________________________________</w:t>
+      </w:r>
+    </w:p>
+    <w:p>
+      <w:pPr>
+        <w:pStyle w:val="Heading1"/>
+      </w:pPr>
+      <w:r>
+        <w:t>08. Reference · Earlier W4 response copy</w:t>
+      </w:r>
+    </w:p>
+    <w:p>
+      <w:r>
+        <w:t>Keep this task’s inputs,rule and response together.</w:t>
+      </w:r>
+    </w:p>
+    <w:p>
+      <w:pPr>
+        <w:pStyle w:val="Heading2"/>
+      </w:pPr>
+      <w:r>
+        <w:t>Complete task and evidence</w:t>
+      </w:r>
+    </w:p>
+    <w:p>
+      <w:pPr>
+        <w:pStyle w:val="ListBullet"/>
+      </w:pPr>
+      <w:r>
+        <w:t>You have response times and correctness for two lookup procedures on ten fictional requests. Write a bounded question and one missing detail.</w:t>
+      </w:r>
+    </w:p>
+    <w:p>
+      <w:pPr>
+        <w:pStyle w:val="Heading3"/>
+      </w:pPr>
+      <w:r>
+        <w:t>My reasoning and evidence</w:t>
+      </w:r>
+    </w:p>
+    <w:p>
+      <w:r>
+        <w:t>________________________________________________________________</w:t>
+      </w:r>
+    </w:p>
+    <w:p>
+      <w:r>
+        <w:t>________________________________________________________________</w:t>
+      </w:r>
+    </w:p>
+    <w:p>
+      <w:r>
+        <w:t>________________________________________________________________</w:t>
+      </w:r>
+    </w:p>
+    <w:p>
+      <w:r>
+        <w:t>________________________________________________________________</w:t>
+      </w:r>
+    </w:p>
+    <w:p>
+      <w:r>
+        <w:t>________________________________________________________________</w:t>
+      </w:r>
+    </w:p>
+    <w:p>
+      <w:r>
+        <w:t>________________________________________________________________</w:t>
+      </w:r>
+    </w:p>
+    <w:p>
+      <w:r>
+        <w:t>________________________________________________________________</w:t>
+      </w:r>
+    </w:p>
+    <w:p>
+      <w:r>
+        <w:t>________________________________________________________________</w:t>
+      </w:r>
+    </w:p>
+    <w:p>
+      <w:pPr>
+        <w:pStyle w:val="Heading1"/>
+      </w:pPr>
+      <w:r>
+        <w:t>12. Extra practice · Pictured case</w:t>
+      </w:r>
+    </w:p>
+    <w:p>
+      <w:r>
+        <w:t>Keep this task’s inputs,rule and response together.</w:t>
+      </w:r>
+    </w:p>
+    <w:p>
+      <w:pPr>
+        <w:pStyle w:val="Heading2"/>
+      </w:pPr>
+      <w:r>
+        <w:t>Complete task and evidence</w:t>
+      </w:r>
+    </w:p>
+    <w:p>
+      <w:pPr>
+        <w:pStyle w:val="ListBullet"/>
+      </w:pPr>
+      <w:r>
         <w:t>A question with a measurable answer. A team wants to know whether giving a diagram changes accuracy on six fixed plant-identification tasks.</w:t>
       </w:r>
     </w:p>
     <w:p>
       <w:pPr>
-        <w:spacing w:line="336" w:lineRule="auto" w:after="180"/>
-      </w:pPr>
-      <w:r>
-        <w:rPr>
-          <w:b w:val="0"/>
-        </w:rPr>
+        <w:pStyle w:val="ListBullet"/>
+      </w:pPr>
+      <w:r>
         <w:t>Candidate questions: "Are diagrams wonderful?" and "Does version B answer more of these six tasks correctly than version A?"</w:t>
       </w:r>
     </w:p>
@@ -1189,25 +1097,10 @@
     </w:p>
     <w:p>
       <w:pPr>
-        <w:spacing w:line="336" w:lineRule="auto" w:after="180"/>
-      </w:pPr>
-      <w:r>
-        <w:rPr>
-          <w:b w:val="0"/>
-        </w:rPr>
-        <w:t xml:space="preserve">Which proposed diagram question has a measurable </w:t>
-      </w:r>
-      <w:r>
-        <w:rPr>
-          <w:b/>
-        </w:rPr>
-        <w:t>outcome</w:t>
-      </w:r>
-      <w:r>
-        <w:rPr>
-          <w:b w:val="0"/>
-        </w:rPr>
-        <w:t>? Name its versions, six-case denominator and fixed scoring, then explain why giving only B easier tasks spoils the comparison.</w:t>
+        <w:pStyle w:val="ListBullet"/>
+      </w:pPr>
+      <w:r>
+        <w:t>Which proposed diagram question has a measurable outcome? Name its versions, six-case denominator and fixed scoring, then explain why giving only B easier tasks spoils the comparison.</w:t>
       </w:r>
     </w:p>
     <w:p>
@@ -1250,56 +1143,18 @@
     </w:p>
     <w:p>
       <w:pPr>
-        <w:pStyle w:val="Heading3"/>
-      </w:pPr>
-      <w:r>
-        <w:t>Record the help used</w:t>
-      </w:r>
-    </w:p>
-    <w:p>
-      <w:pPr>
-        <w:spacing w:line="336" w:lineRule="auto" w:after="180"/>
-        <w:shd w:fill="F1F6F8"/>
-      </w:pPr>
-      <w:r>
-        <w:rPr>
-          <w:b w:val="0"/>
-        </w:rPr>
-        <w:t xml:space="preserve">Support used: alone / hint / worked example. This record is practice </w:t>
-      </w:r>
-      <w:r>
-        <w:rPr>
-          <w:b/>
-        </w:rPr>
-        <w:t>evidence</w:t>
-      </w:r>
-      <w:r>
-        <w:rPr>
-          <w:b w:val="0"/>
-        </w:rPr>
-        <w:t>.</w:t>
-      </w:r>
-    </w:p>
-    <w:p>
-      <w:pPr>
-        <w:spacing w:line="336" w:lineRule="auto" w:after="180"/>
-      </w:pPr>
-      <w:r>
-        <w:rPr>
-          <w:b w:val="0"/>
-        </w:rPr>
-        <w:t>Project connection: For the Reproducible AI Research Study, retain an annotated worked trace and the changed-case reasoning.</w:t>
-      </w:r>
-    </w:p>
-    <w:p>
-      <w:pPr>
-        <w:spacing w:line="336" w:lineRule="auto" w:after="180"/>
-      </w:pPr>
-      <w:r>
-        <w:rPr>
-          <w:b w:val="0"/>
-        </w:rPr>
-        <w:t>Connect the claim to its records, units and assumptions so another investigator can challenge or reproduce it.</w:t>
+        <w:pStyle w:val="ListBullet"/>
+      </w:pPr>
+      <w:r>
+        <w:t>Support used: alone / hint / worked example. This record is practice evidence.</w:t>
+      </w:r>
+    </w:p>
+    <w:p>
+      <w:pPr>
+        <w:pStyle w:val="ListBullet"/>
+      </w:pPr>
+      <w:r>
+        <w:t>Project connection: For the Reproducible AI Research Study, retain an annotated worked trace and the changed-case reasoning. Connect the claim to its records, units and assumptions so another investigator can challenge or reproduce it.</w:t>
       </w:r>
     </w:p>
     <w:p>
@@ -1307,56 +1162,43 @@
         <w:pStyle w:val="Heading1"/>
       </w:pPr>
       <w:r>
-        <w:t>13. Project portfolio milestone</w:t>
-      </w:r>
-    </w:p>
-    <w:p>
-      <w:r>
-        <w:t>Keep this week’s input, deciding step, result and limit together in the Reproducible AI Research Study record.</w:t>
-      </w:r>
-    </w:p>
-    <w:p>
-      <w:pPr>
-        <w:spacing w:line="336" w:lineRule="auto" w:after="180"/>
-      </w:pPr>
-      <w:r>
-        <w:rPr>
-          <w:b w:val="0"/>
-        </w:rPr>
+        <w:t>13. Reference · Project milestone</w:t>
+      </w:r>
+    </w:p>
+    <w:p>
+      <w:r>
+        <w:t>Keep this task’s inputs,rule and response together.</w:t>
+      </w:r>
+    </w:p>
+    <w:p>
+      <w:pPr>
+        <w:pStyle w:val="Heading2"/>
+      </w:pPr>
+      <w:r>
+        <w:t>Complete task and evidence</w:t>
+      </w:r>
+    </w:p>
+    <w:p>
+      <w:pPr>
+        <w:pStyle w:val="ListBullet"/>
+      </w:pPr>
+      <w:r>
         <w:t>Project: Reproducible AI Research Study</w:t>
       </w:r>
     </w:p>
     <w:p>
       <w:pPr>
-        <w:spacing w:line="336" w:lineRule="auto" w:after="180"/>
-      </w:pPr>
-      <w:r>
-        <w:rPr>
-          <w:b w:val="0"/>
-        </w:rPr>
-        <w:t xml:space="preserve">Current milestone: Frame the need. Name the user, the problem, allowed </w:t>
-      </w:r>
-      <w:r>
-        <w:rPr>
-          <w:b/>
-        </w:rPr>
-        <w:t>input</w:t>
-      </w:r>
-      <w:r>
-        <w:rPr>
-          <w:b w:val="0"/>
-        </w:rPr>
-        <w:t>s and a safe simple starting method.</w:t>
-      </w:r>
-    </w:p>
-    <w:p>
-      <w:pPr>
-        <w:spacing w:line="336" w:lineRule="auto" w:after="180"/>
-      </w:pPr>
-      <w:r>
-        <w:rPr>
-          <w:b w:val="0"/>
-        </w:rPr>
+        <w:pStyle w:val="ListBullet"/>
+      </w:pPr>
+      <w:r>
+        <w:t>Current milestone: Frame the need. Name the user, the problem, allowed inputs and a safe simple starting method.</w:t>
+      </w:r>
+    </w:p>
+    <w:p>
+      <w:pPr>
+        <w:pStyle w:val="ListBullet"/>
+      </w:pPr>
+      <w:r>
         <w:t>For the Reproducible AI Research Study, retain an annotated worked trace and the changed-case reasoning. Connect the claim to its records, units and assumptions so another investigator can challenge or reproduce it.</w:t>
       </w:r>
     </w:p>
@@ -1514,12 +1356,412 @@
         <w:pStyle w:val="Heading1"/>
       </w:pPr>
       <w:r>
-        <w:t>14. Supported practice and learning evidence</w:t>
-      </w:r>
-    </w:p>
-    <w:p>
-      <w:r>
-        <w:t>Try the supported questions before comparing with hints and feedback. Record what you repaired and the evidence you retained.</w:t>
+        <w:t>14. Extra practice · Predict,check and repair</w:t>
+      </w:r>
+    </w:p>
+    <w:p>
+      <w:r>
+        <w:t>Keep supported feedback separate from the independent case.</w:t>
+      </w:r>
+    </w:p>
+    <w:p>
+      <w:pPr>
+        <w:pStyle w:val="Heading2"/>
+      </w:pPr>
+      <w:r>
+        <w:t>First supported question and optional hint</w:t>
+      </w:r>
+    </w:p>
+    <w:p>
+      <w:pPr>
+        <w:pStyle w:val="ListBullet"/>
+      </w:pPr>
+      <w:r>
+        <w:t>A question with a measurable answer. A team wants to know whether giving a diagram changes accuracy on six fixed plant-identification tasks.</w:t>
+      </w:r>
+    </w:p>
+    <w:p>
+      <w:pPr>
+        <w:pStyle w:val="Heading3"/>
+      </w:pPr>
+      <w:r>
+        <w:t>Practice 1: explain the deciding evidence</w:t>
+      </w:r>
+    </w:p>
+    <w:p>
+      <w:pPr>
+        <w:pStyle w:val="ListBullet"/>
+      </w:pPr>
+      <w:r>
+        <w:t>Which labelled step matches this detail? The study can compare those versions on those tasks, not all diagrams or learners.</w:t>
+      </w:r>
+    </w:p>
+    <w:p>
+      <w:pPr>
+        <w:pStyle w:val="ListBullet"/>
+      </w:pPr>
+      <w:r>
+        <w:t>1. Define the comparison</w:t>
+      </w:r>
+    </w:p>
+    <w:p>
+      <w:pPr>
+        <w:pStyle w:val="ListBullet"/>
+      </w:pPr>
+      <w:r>
+        <w:t>2. Bound the conclusion</w:t>
+      </w:r>
+    </w:p>
+    <w:p>
+      <w:pPr>
+        <w:pStyle w:val="ListBullet"/>
+      </w:pPr>
+      <w:r>
+        <w:t>3. Narrow the question</w:t>
+      </w:r>
+    </w:p>
+    <w:p>
+      <w:pPr>
+        <w:pStyle w:val="Heading3"/>
+      </w:pPr>
+      <w:r>
+        <w:t>My selected conclusion, deciding fact and explanation</w:t>
+      </w:r>
+    </w:p>
+    <w:p>
+      <w:r>
+        <w:t>________________________________________________________________</w:t>
+      </w:r>
+    </w:p>
+    <w:p>
+      <w:r>
+        <w:t>________________________________________________________________</w:t>
+      </w:r>
+    </w:p>
+    <w:p>
+      <w:r>
+        <w:t>________________________________________________________________</w:t>
+      </w:r>
+    </w:p>
+    <w:p>
+      <w:r>
+        <w:t>________________________________________________________________</w:t>
+      </w:r>
+    </w:p>
+    <w:p>
+      <w:r>
+        <w:t>________________________________________________________________</w:t>
+      </w:r>
+    </w:p>
+    <w:p>
+      <w:pPr>
+        <w:pStyle w:val="ListBullet"/>
+      </w:pPr>
+      <w:r>
+        <w:t>Hint if needed: Read the steps in the pictorial case. Match the supplied detail to the stage that performs or records it.</w:t>
+      </w:r>
+    </w:p>
+    <w:p>
+      <w:pPr>
+        <w:pStyle w:val="Heading2"/>
+      </w:pPr>
+      <w:r>
+        <w:t>Check after the first attempt · reference / check after trying</w:t>
+      </w:r>
+    </w:p>
+    <w:p>
+      <w:pPr>
+        <w:spacing w:line="336" w:lineRule="auto" w:after="180"/>
+      </w:pPr>
+      <w:r>
+        <w:rPr>
+          <w:b w:val="0"/>
+        </w:rPr>
+        <w:t>After your attempt, compare with the supported explanation: Bound the conclusion The study can compare those versions on those tasks, not all diagrams or learners.</w:t>
+      </w:r>
+    </w:p>
+    <w:p>
+      <w:pPr>
+        <w:spacing w:line="336" w:lineRule="auto" w:after="180"/>
+      </w:pPr>
+      <w:r>
+        <w:rPr>
+          <w:b w:val="0"/>
+        </w:rPr>
+        <w:t xml:space="preserve">An answerable </w:t>
+      </w:r>
+      <w:r>
+        <w:rPr>
+          <w:b/>
+        </w:rPr>
+        <w:t>research question</w:t>
+      </w:r>
+      <w:r>
+        <w:rPr>
+          <w:b w:val="0"/>
+        </w:rPr>
+        <w:t xml:space="preserve"> connects a change to an observable </w:t>
+      </w:r>
+      <w:r>
+        <w:rPr>
+          <w:b/>
+        </w:rPr>
+        <w:t>outcome</w:t>
+      </w:r>
+      <w:r>
+        <w:rPr>
+          <w:b w:val="0"/>
+        </w:rPr>
+        <w:t xml:space="preserve"> and a specified population. Opinion words need an operational definition before measurement.</w:t>
+      </w:r>
+    </w:p>
+    <w:p>
+      <w:pPr>
+        <w:pStyle w:val="Heading2"/>
+      </w:pPr>
+      <w:r>
+        <w:t>Changed-case question and optional hint</w:t>
+      </w:r>
+    </w:p>
+    <w:p>
+      <w:pPr>
+        <w:pStyle w:val="Heading3"/>
+      </w:pPr>
+      <w:r>
+        <w:t>Practice 2: explain the deciding evidence</w:t>
+      </w:r>
+    </w:p>
+    <w:p>
+      <w:pPr>
+        <w:pStyle w:val="ListBullet"/>
+      </w:pPr>
+      <w:r>
+        <w:t>Changed-case practice: Replace the six tasks with six easier tasks only for B. Which conclusion is supported by the supplied facts?</w:t>
+      </w:r>
+    </w:p>
+    <w:p>
+      <w:pPr>
+        <w:pStyle w:val="ListBullet"/>
+      </w:pPr>
+      <w:r>
+        <w:t>1. This one example guarantees correct results for every future input.</w:t>
+      </w:r>
+    </w:p>
+    <w:p>
+      <w:pPr>
+        <w:pStyle w:val="ListBullet"/>
+      </w:pPr>
+      <w:r>
+        <w:t>2. The comparison no longer isolates the diagram condition.</w:t>
+      </w:r>
+    </w:p>
+    <w:p>
+      <w:pPr>
+        <w:pStyle w:val="ListBullet"/>
+      </w:pPr>
+      <w:r>
+        <w:t>3. We can decide the result without examining the changed input or the procedure.</w:t>
+      </w:r>
+    </w:p>
+    <w:p>
+      <w:pPr>
+        <w:pStyle w:val="Heading3"/>
+      </w:pPr>
+      <w:r>
+        <w:t>My selected conclusion, deciding fact and explanation</w:t>
+      </w:r>
+    </w:p>
+    <w:p>
+      <w:r>
+        <w:t>________________________________________________________________</w:t>
+      </w:r>
+    </w:p>
+    <w:p>
+      <w:r>
+        <w:t>________________________________________________________________</w:t>
+      </w:r>
+    </w:p>
+    <w:p>
+      <w:r>
+        <w:t>________________________________________________________________</w:t>
+      </w:r>
+    </w:p>
+    <w:p>
+      <w:r>
+        <w:t>________________________________________________________________</w:t>
+      </w:r>
+    </w:p>
+    <w:p>
+      <w:r>
+        <w:t>________________________________________________________________</w:t>
+      </w:r>
+    </w:p>
+    <w:p>
+      <w:pPr>
+        <w:pStyle w:val="ListBullet"/>
+      </w:pPr>
+      <w:r>
+        <w:t>Hint if needed: Use the changed condition and the deciding step in the pictorial trace. The answer must say what follows from those facts.</w:t>
+      </w:r>
+    </w:p>
+    <w:p>
+      <w:pPr>
+        <w:pStyle w:val="Heading2"/>
+      </w:pPr>
+      <w:r>
+        <w:t>Check after the changed attempt · reference / check after trying</w:t>
+      </w:r>
+    </w:p>
+    <w:p>
+      <w:pPr>
+        <w:spacing w:line="336" w:lineRule="auto" w:after="180"/>
+      </w:pPr>
+      <w:r>
+        <w:rPr>
+          <w:b w:val="0"/>
+        </w:rPr>
+        <w:t>After your attempt, compare with the supported explanation: The comparison no longer isolates the diagram condition. Task difficulty now changes alongside the proposed intervention.</w:t>
+      </w:r>
+    </w:p>
+    <w:p>
+      <w:pPr>
+        <w:pStyle w:val="Heading2"/>
+      </w:pPr>
+      <w:r>
+        <w:t>Repair and retain the record</w:t>
+      </w:r>
+    </w:p>
+    <w:p>
+      <w:pPr>
+        <w:spacing w:line="336" w:lineRule="auto" w:after="180"/>
+      </w:pPr>
+      <w:r>
+        <w:rPr>
+          <w:b w:val="0"/>
+        </w:rPr>
+        <w:t xml:space="preserve">Review Engineering demonstration and defense (ai-6/36). Goal: Explain the </w:t>
+      </w:r>
+      <w:r>
+        <w:rPr>
+          <w:b/>
+        </w:rPr>
+        <w:t>mechanism</w:t>
+      </w:r>
+      <w:r>
+        <w:rPr>
+          <w:b w:val="0"/>
+        </w:rPr>
+        <w:t xml:space="preserve"> and terminology of engineering demonstration and defense. Short practice: Locate V7, room E and read-only </w:t>
+      </w:r>
+      <w:r>
+        <w:rPr>
+          <w:b/>
+        </w:rPr>
+        <w:t>scope</w:t>
+      </w:r>
+      <w:r>
+        <w:rPr>
+          <w:b w:val="0"/>
+        </w:rPr>
+        <w:t xml:space="preserve"> in the demonstration.</w:t>
+      </w:r>
+    </w:p>
+    <w:p>
+      <w:pPr>
+        <w:spacing w:line="336" w:lineRule="auto" w:after="180"/>
+      </w:pPr>
+      <w:r>
+        <w:rPr>
+          <w:b w:val="0"/>
+        </w:rPr>
+        <w:t xml:space="preserve">Which </w:t>
+      </w:r>
+      <w:r>
+        <w:rPr>
+          <w:b/>
+        </w:rPr>
+        <w:t>evidence</w:t>
+      </w:r>
+      <w:r>
+        <w:rPr>
+          <w:b w:val="0"/>
+        </w:rPr>
+        <w:t xml:space="preserve"> supports the answer, and why must a request to email everyone still be refused?. Return to this week and explain what you changed.</w:t>
+      </w:r>
+    </w:p>
+    <w:p>
+      <w:pPr>
+        <w:spacing w:line="336" w:lineRule="auto" w:after="180"/>
+      </w:pPr>
+      <w:r>
+        <w:rPr>
+          <w:b w:val="0"/>
+        </w:rPr>
+        <w:t xml:space="preserve">Use Download completed work in the hosted lesson to export your answers, reflections, practice feedback and code-run </w:t>
+      </w:r>
+      <w:r>
+        <w:rPr>
+          <w:b/>
+        </w:rPr>
+        <w:t>evidence</w:t>
+      </w:r>
+      <w:r>
+        <w:rPr>
+          <w:b w:val="0"/>
+        </w:rPr>
+        <w:t>. Open the HTML copy to read or print it.</w:t>
+      </w:r>
+    </w:p>
+    <w:p>
+      <w:pPr>
+        <w:spacing w:line="336" w:lineRule="auto" w:after="180"/>
+      </w:pPr>
+      <w:r>
+        <w:rPr>
+          <w:b w:val="0"/>
+        </w:rPr>
+        <w:t>Drafts stay in this browser when storage is available; clear drafts on a shared device.</w:t>
+      </w:r>
+    </w:p>
+    <w:p>
+      <w:pPr>
+        <w:pStyle w:val="Heading3"/>
+      </w:pPr>
+      <w:r>
+        <w:t>What I repaired, the evidence I kept and the next test</w:t>
+      </w:r>
+    </w:p>
+    <w:p>
+      <w:r>
+        <w:t>________________________________________________________________</w:t>
+      </w:r>
+    </w:p>
+    <w:p>
+      <w:r>
+        <w:t>________________________________________________________________</w:t>
+      </w:r>
+    </w:p>
+    <w:p>
+      <w:r>
+        <w:t>________________________________________________________________</w:t>
+      </w:r>
+    </w:p>
+    <w:p>
+      <w:r>
+        <w:t>________________________________________________________________</w:t>
+      </w:r>
+    </w:p>
+    <w:p>
+      <w:r>
+        <w:t>________________________________________________________________</w:t>
+      </w:r>
+    </w:p>
+    <w:p>
+      <w:pPr>
+        <w:pStyle w:val="Heading2"/>
+      </w:pPr>
+      <w:r>
+        <w:t>Earlier wording, alternatives and picture transcripts · reference / check after trying</w:t>
       </w:r>
     </w:p>
     <w:p>
@@ -1535,68 +1777,10 @@
     </w:p>
     <w:p>
       <w:pPr>
-        <w:spacing w:line="336" w:lineRule="auto" w:after="180"/>
-      </w:pPr>
-      <w:r>
-        <w:rPr>
-          <w:b w:val="0"/>
-        </w:rPr>
-        <w:t>A question with a measurable answer. A team wants to know whether giving a diagram changes accuracy on six fixed plant-identification tasks.</w:t>
-      </w:r>
-    </w:p>
-    <w:p>
-      <w:pPr>
         <w:pStyle w:val="Heading3"/>
       </w:pPr>
       <w:r>
-        <w:t>Practice 1: explain the deciding evidence</w:t>
-      </w:r>
-    </w:p>
-    <w:p>
-      <w:pPr>
-        <w:spacing w:line="336" w:lineRule="auto" w:after="180"/>
-      </w:pPr>
-      <w:r>
-        <w:rPr>
-          <w:b w:val="0"/>
-        </w:rPr>
-        <w:t>Which labelled step matches this detail? The study can compare those versions on those tasks, not all diagrams or learners.</w:t>
-      </w:r>
-    </w:p>
-    <w:p>
-      <w:pPr>
-        <w:spacing w:line="336" w:lineRule="auto" w:after="180"/>
-        <w:shd w:fill="F4F9FC"/>
-      </w:pPr>
-      <w:r>
-        <w:rPr>
-          <w:b w:val="0"/>
-        </w:rPr>
-        <w:t>1. Define the comparison</w:t>
-      </w:r>
-    </w:p>
-    <w:p>
-      <w:pPr>
-        <w:spacing w:line="336" w:lineRule="auto" w:after="180"/>
-        <w:shd w:fill="F4F9FC"/>
-      </w:pPr>
-      <w:r>
-        <w:rPr>
-          <w:b w:val="0"/>
-        </w:rPr>
-        <w:t>2. Bound the conclusion</w:t>
-      </w:r>
-    </w:p>
-    <w:p>
-      <w:pPr>
-        <w:spacing w:line="336" w:lineRule="auto" w:after="180"/>
-        <w:shd w:fill="F4F9FC"/>
-      </w:pPr>
-      <w:r>
-        <w:rPr>
-          <w:b w:val="0"/>
-        </w:rPr>
-        <w:t>3. Narrow the question</w:t>
+        <w:t>Repair a missing building block</w:t>
       </w:r>
     </w:p>
     <w:p>
@@ -1604,428 +1788,25 @@
         <w:pStyle w:val="Heading3"/>
       </w:pPr>
       <w:r>
-        <w:t>My selected conclusion, deciding fact and explanation</w:t>
-      </w:r>
-    </w:p>
-    <w:p>
-      <w:r>
-        <w:t>________________________________________________________________</w:t>
-      </w:r>
-    </w:p>
-    <w:p>
-      <w:r>
-        <w:t>________________________________________________________________</w:t>
-      </w:r>
-    </w:p>
-    <w:p>
-      <w:r>
-        <w:t>________________________________________________________________</w:t>
-      </w:r>
-    </w:p>
-    <w:p>
-      <w:r>
-        <w:t>________________________________________________________________</w:t>
-      </w:r>
-    </w:p>
-    <w:p>
-      <w:r>
-        <w:t>________________________________________________________________</w:t>
-      </w:r>
-    </w:p>
-    <w:p>
-      <w:pPr>
-        <w:pStyle w:val="Heading3"/>
-      </w:pPr>
-      <w:r>
-        <w:t>Hint · try first</w:t>
-      </w:r>
-    </w:p>
-    <w:p>
-      <w:pPr>
-        <w:spacing w:line="336" w:lineRule="auto" w:after="180"/>
-        <w:shd w:fill="F1F6F8"/>
-      </w:pPr>
-      <w:r>
-        <w:rPr>
-          <w:b w:val="0"/>
-        </w:rPr>
-        <w:t>Hint if needed: Read the steps in the pictorial case. Match the supplied detail to the stage that performs or records it.</w:t>
-      </w:r>
-    </w:p>
-    <w:p>
-      <w:pPr>
-        <w:pStyle w:val="Heading3"/>
-      </w:pPr>
-      <w:r>
-        <w:t>Feedback · compare after trying</w:t>
-      </w:r>
-    </w:p>
-    <w:p>
-      <w:pPr>
-        <w:spacing w:line="336" w:lineRule="auto" w:after="180"/>
-        <w:shd w:fill="F1F6FC"/>
-      </w:pPr>
-      <w:r>
-        <w:rPr>
-          <w:b w:val="0"/>
-        </w:rPr>
-        <w:t>After your attempt, compare with the supported explanation: Bound the conclusion The study can compare those versions on those tasks, not all diagrams or learners.</w:t>
-      </w:r>
-    </w:p>
-    <w:p>
-      <w:pPr>
-        <w:spacing w:line="336" w:lineRule="auto" w:after="180"/>
-        <w:shd w:fill="F1F6FC"/>
-      </w:pPr>
-      <w:r>
-        <w:rPr>
-          <w:b w:val="0"/>
-        </w:rPr>
-        <w:t xml:space="preserve">An answerable </w:t>
-      </w:r>
-      <w:r>
-        <w:rPr>
-          <w:b/>
-        </w:rPr>
-        <w:t>research question</w:t>
-      </w:r>
-      <w:r>
-        <w:rPr>
-          <w:b w:val="0"/>
-        </w:rPr>
-        <w:t xml:space="preserve"> connects a change to an observable </w:t>
-      </w:r>
-      <w:r>
-        <w:rPr>
-          <w:b/>
-        </w:rPr>
-        <w:t>outcome</w:t>
-      </w:r>
-      <w:r>
-        <w:rPr>
-          <w:b w:val="0"/>
-        </w:rPr>
-        <w:t xml:space="preserve"> and a specified population. Opinion words need an operational definition before measurement.</w:t>
-      </w:r>
-    </w:p>
-    <w:p>
-      <w:pPr>
-        <w:pStyle w:val="Heading3"/>
-      </w:pPr>
-      <w:r>
-        <w:t>Practice 2: explain the deciding evidence</w:t>
-      </w:r>
-    </w:p>
-    <w:p>
-      <w:pPr>
-        <w:pStyle w:val="Heading3"/>
-      </w:pPr>
-      <w:r>
-        <w:t>Changed case · predict first</w:t>
-      </w:r>
-    </w:p>
-    <w:p>
-      <w:pPr>
-        <w:spacing w:line="336" w:lineRule="auto" w:after="180"/>
-        <w:shd w:fill="F5F1FB"/>
-      </w:pPr>
-      <w:r>
-        <w:rPr>
-          <w:b w:val="0"/>
-        </w:rPr>
-        <w:t>Changed-case practice: Replace the six tasks with six easier tasks only for B. Which conclusion is supported by the supplied facts?</w:t>
-      </w:r>
-    </w:p>
-    <w:p>
-      <w:pPr>
-        <w:spacing w:line="336" w:lineRule="auto" w:after="180"/>
-        <w:shd w:fill="F4F9FC"/>
-      </w:pPr>
-      <w:r>
-        <w:rPr>
-          <w:b w:val="0"/>
-        </w:rPr>
-        <w:t xml:space="preserve">1. This one example guarantees correct results for every future </w:t>
-      </w:r>
-      <w:r>
-        <w:rPr>
-          <w:b/>
-        </w:rPr>
-        <w:t>input</w:t>
-      </w:r>
-      <w:r>
-        <w:rPr>
-          <w:b w:val="0"/>
-        </w:rPr>
-        <w:t>.</w:t>
-      </w:r>
-    </w:p>
-    <w:p>
-      <w:pPr>
-        <w:spacing w:line="336" w:lineRule="auto" w:after="180"/>
-        <w:shd w:fill="F4F9FC"/>
-      </w:pPr>
-      <w:r>
-        <w:rPr>
-          <w:b w:val="0"/>
-        </w:rPr>
-        <w:t>2. The comparison no longer isolates the diagram condition.</w:t>
-      </w:r>
-    </w:p>
-    <w:p>
-      <w:pPr>
-        <w:spacing w:line="336" w:lineRule="auto" w:after="180"/>
-        <w:shd w:fill="F4F9FC"/>
-      </w:pPr>
-      <w:r>
-        <w:rPr>
-          <w:b w:val="0"/>
-        </w:rPr>
-        <w:t xml:space="preserve">3. We can decide the result without examining the changed </w:t>
-      </w:r>
-      <w:r>
-        <w:rPr>
-          <w:b/>
-        </w:rPr>
-        <w:t>input</w:t>
-      </w:r>
-      <w:r>
-        <w:rPr>
-          <w:b w:val="0"/>
-        </w:rPr>
-        <w:t xml:space="preserve"> or the procedure.</w:t>
-      </w:r>
-    </w:p>
-    <w:p>
-      <w:pPr>
-        <w:pStyle w:val="Heading3"/>
-      </w:pPr>
-      <w:r>
-        <w:t>My selected conclusion, deciding fact and explanation</w:t>
-      </w:r>
-    </w:p>
-    <w:p>
-      <w:r>
-        <w:t>________________________________________________________________</w:t>
-      </w:r>
-    </w:p>
-    <w:p>
-      <w:r>
-        <w:t>________________________________________________________________</w:t>
-      </w:r>
-    </w:p>
-    <w:p>
-      <w:r>
-        <w:t>________________________________________________________________</w:t>
-      </w:r>
-    </w:p>
-    <w:p>
-      <w:r>
-        <w:t>________________________________________________________________</w:t>
-      </w:r>
-    </w:p>
-    <w:p>
-      <w:r>
-        <w:t>________________________________________________________________</w:t>
-      </w:r>
-    </w:p>
-    <w:p>
-      <w:pPr>
-        <w:pStyle w:val="Heading3"/>
-      </w:pPr>
-      <w:r>
-        <w:t>Hint · try first</w:t>
-      </w:r>
-    </w:p>
-    <w:p>
-      <w:pPr>
-        <w:spacing w:line="336" w:lineRule="auto" w:after="180"/>
-        <w:shd w:fill="F1F6F8"/>
-      </w:pPr>
-      <w:r>
-        <w:rPr>
-          <w:b w:val="0"/>
-        </w:rPr>
-        <w:t>Hint if needed: Use the changed condition and the deciding step in the pictorial trace. The answer must say what follows from those facts.</w:t>
-      </w:r>
-    </w:p>
-    <w:p>
-      <w:pPr>
-        <w:pStyle w:val="Heading3"/>
-      </w:pPr>
-      <w:r>
-        <w:t>Feedback · compare after trying</w:t>
-      </w:r>
-    </w:p>
-    <w:p>
-      <w:pPr>
-        <w:spacing w:line="336" w:lineRule="auto" w:after="180"/>
-        <w:shd w:fill="F1F6FC"/>
-      </w:pPr>
-      <w:r>
-        <w:rPr>
-          <w:b w:val="0"/>
-        </w:rPr>
-        <w:t>After your attempt, compare with the supported explanation: The comparison no longer isolates the diagram condition. Task difficulty now changes alongside the proposed intervention.</w:t>
-      </w:r>
-    </w:p>
-    <w:p>
-      <w:pPr>
-        <w:pStyle w:val="Heading3"/>
-      </w:pPr>
-      <w:r>
-        <w:t>Repair a missing building block</w:t>
-      </w:r>
-    </w:p>
-    <w:p>
-      <w:pPr>
-        <w:spacing w:line="336" w:lineRule="auto" w:after="180"/>
-      </w:pPr>
-      <w:r>
-        <w:rPr>
-          <w:b w:val="0"/>
-        </w:rPr>
-        <w:t xml:space="preserve">Review Engineering demonstration and defense (ai-6/36). Goal: Explain the </w:t>
-      </w:r>
-      <w:r>
-        <w:rPr>
-          <w:b/>
-        </w:rPr>
-        <w:t>mechanism</w:t>
-      </w:r>
-      <w:r>
-        <w:rPr>
-          <w:b w:val="0"/>
-        </w:rPr>
-        <w:t xml:space="preserve"> and terminology of engineering demonstration and defense. Short practice: Locate V7, room E and read-only </w:t>
-      </w:r>
-      <w:r>
-        <w:rPr>
-          <w:b/>
-        </w:rPr>
-        <w:t>scope</w:t>
-      </w:r>
-      <w:r>
-        <w:rPr>
-          <w:b w:val="0"/>
-        </w:rPr>
-        <w:t xml:space="preserve"> in the demonstration.</w:t>
-      </w:r>
-    </w:p>
-    <w:p>
-      <w:pPr>
-        <w:spacing w:line="336" w:lineRule="auto" w:after="180"/>
-      </w:pPr>
-      <w:r>
-        <w:rPr>
-          <w:b w:val="0"/>
-        </w:rPr>
-        <w:t xml:space="preserve">Which </w:t>
-      </w:r>
-      <w:r>
-        <w:rPr>
-          <w:b/>
-        </w:rPr>
-        <w:t>evidence</w:t>
-      </w:r>
-      <w:r>
-        <w:rPr>
-          <w:b w:val="0"/>
-        </w:rPr>
-        <w:t xml:space="preserve"> supports the answer, and why must a request to email everyone still be refused?. Return to this week and explain what you changed.</w:t>
-      </w:r>
-    </w:p>
-    <w:p>
-      <w:pPr>
-        <w:pStyle w:val="Heading3"/>
-      </w:pPr>
-      <w:r>
         <w:t>Keep your completed work</w:t>
       </w:r>
     </w:p>
     <w:p>
       <w:pPr>
-        <w:spacing w:line="336" w:lineRule="auto" w:after="180"/>
-      </w:pPr>
-      <w:r>
-        <w:rPr>
-          <w:b w:val="0"/>
-        </w:rPr>
-        <w:t xml:space="preserve">Use Download completed work in the hosted lesson to export your answers, reflections, practice feedback and code-run </w:t>
-      </w:r>
-      <w:r>
-        <w:rPr>
-          <w:b/>
-        </w:rPr>
-        <w:t>evidence</w:t>
-      </w:r>
-      <w:r>
-        <w:rPr>
-          <w:b w:val="0"/>
-        </w:rPr>
-        <w:t>. Open the HTML copy to read or print it.</w:t>
-      </w:r>
-    </w:p>
-    <w:p>
-      <w:pPr>
-        <w:spacing w:line="336" w:lineRule="auto" w:after="180"/>
-      </w:pPr>
-      <w:r>
-        <w:rPr>
-          <w:b w:val="0"/>
-        </w:rPr>
-        <w:t>Drafts stay in this browser when storage is available; clear drafts on a shared device.</w:t>
-      </w:r>
-    </w:p>
-    <w:p>
-      <w:pPr>
-        <w:pStyle w:val="Heading3"/>
-      </w:pPr>
-      <w:r>
-        <w:t>What I repaired, the evidence I kept and the next test</w:t>
-      </w:r>
-    </w:p>
-    <w:p>
-      <w:r>
-        <w:t>________________________________________________________________</w:t>
-      </w:r>
-    </w:p>
-    <w:p>
-      <w:r>
-        <w:t>________________________________________________________________</w:t>
-      </w:r>
-    </w:p>
-    <w:p>
-      <w:r>
-        <w:t>________________________________________________________________</w:t>
-      </w:r>
-    </w:p>
-    <w:p>
-      <w:r>
-        <w:t>________________________________________________________________</w:t>
-      </w:r>
-    </w:p>
-    <w:p>
-      <w:r>
-        <w:t>________________________________________________________________</w:t>
-      </w:r>
-    </w:p>
-    <w:p>
-      <w:pPr>
         <w:pStyle w:val="Heading1"/>
       </w:pPr>
       <w:r>
-        <w:t>15. Visual concept journey</w:t>
-      </w:r>
-    </w:p>
-    <w:p>
-      <w:r>
-        <w:t>Explain each A question that evidence can answer picture from its labels, then record a relevant limit.</w:t>
-      </w:r>
-    </w:p>
-    <w:p>
-      <w:pPr>
-        <w:pStyle w:val="Heading3"/>
+        <w:t>15. Reference · Six-picture response sheets</w:t>
+      </w:r>
+    </w:p>
+    <w:p>
+      <w:r>
+        <w:t>Choose the picture that helps explain the current step.</w:t>
+      </w:r>
+    </w:p>
+    <w:p>
+      <w:pPr>
+        <w:pStyle w:val="Heading2"/>
       </w:pPr>
       <w:r>
         <w:t>01. A question that evidence can answer: the case</w:t>
@@ -2092,7 +1873,6 @@
     <w:p>
       <w:pPr>
         <w:spacing w:line="336" w:lineRule="auto" w:after="180"/>
-        <w:shd w:fill="F5F1FB"/>
       </w:pPr>
       <w:r>
         <w:rPr>
@@ -2131,7 +1911,7 @@
     </w:p>
     <w:p>
       <w:pPr>
-        <w:pStyle w:val="Heading3"/>
+        <w:pStyle w:val="Heading2"/>
       </w:pPr>
       <w:r>
         <w:t>02. Follow the deciding steps</w:t>
@@ -2187,7 +1967,6 @@
     <w:p>
       <w:pPr>
         <w:spacing w:line="336" w:lineRule="auto" w:after="180"/>
-        <w:shd w:fill="F5F1FB"/>
       </w:pPr>
       <w:r>
         <w:rPr>
@@ -2238,7 +2017,7 @@
     </w:p>
     <w:p>
       <w:pPr>
-        <w:pStyle w:val="Heading3"/>
+        <w:pStyle w:val="Heading2"/>
       </w:pPr>
       <w:r>
         <w:t>03. A question that evidence can answer — evidence trace</w:t>
@@ -2249,7 +2028,7 @@
         <w:drawing>
           <wp:inline xmlns:a="http://schemas.openxmlformats.org/drawingml/2006/main" xmlns:pic="http://schemas.openxmlformats.org/drawingml/2006/picture">
             <wp:extent cx="5486400" cy="3145536"/>
-            <wp:docPr id="4" name="Picture 4" descr="A question that evidence can answer — evidence trace. Proposal says prove AI is useful; available records are retrieval results for five room queries. | For fictional classroom retrieval, ask whether method B returns more relevant records than lexical baseline A on a reserved judged query set at cutoff3. Define eligible corpus and relevance rules before running. | Narrow to relevant retrieval at a declared cutoff on those queries. The supplied records cannot answer universal usefulness or deployment impact."/>
+            <wp:docPr id="4" name="Picture 4" descr="A question that evidence can answer — evidence trace. Proposal says prove AI is useful; available records are retrieval results for five room queries. | For fictional classroom retrieval, ask whether method B returns more relevant records than lexical baseline A on a reserved judged query set at cutoff 3. Define eligible corpus and relevance rules before running. | Narrow to relevant retrieval at a declared cutoff on those queries. The supplied records cannot answer universal usefulness or deployment impact."/>
             <wp:cNvGraphicFramePr>
               <a:graphicFrameLocks noChangeAspect="1"/>
             </wp:cNvGraphicFramePr>
@@ -2312,35 +2091,12 @@
         <w:rPr>
           <w:b w:val="0"/>
         </w:rPr>
-        <w:t xml:space="preserve"> trace.</w:t>
+        <w:t xml:space="preserve"> trace. Proposal says prove AI is useful; available records are retrieval results for five room queries. | For fictional classroom retrieval, ask whether method B returns more relevant records than lexical baseline A on a reserved judged query set at cutoff 3. Define eligible corpus and relevance rules before running. | Narrow to relevant retrieval at a declared cutoff on those queries. The supplied records cannot answer universal usefulness or deployment impact.</w:t>
       </w:r>
     </w:p>
     <w:p>
       <w:pPr>
         <w:spacing w:line="336" w:lineRule="auto" w:after="180"/>
-      </w:pPr>
-      <w:r>
-        <w:rPr>
-          <w:b w:val="0"/>
-        </w:rPr>
-        <w:t>Proposal says prove AI is useful; available records are retrieval results for five room queries. | For fictional classroom retrieval, ask whether method B returns more relevant records than lexical baseline A on a reserved judged query set at cutoff3.</w:t>
-      </w:r>
-    </w:p>
-    <w:p>
-      <w:pPr>
-        <w:spacing w:line="336" w:lineRule="auto" w:after="180"/>
-      </w:pPr>
-      <w:r>
-        <w:rPr>
-          <w:b w:val="0"/>
-        </w:rPr>
-        <w:t>Define eligible corpus and relevance rules before running. | Narrow to relevant retrieval at a declared cutoff on those queries. The supplied records cannot answer universal usefulness or deployment impact.</w:t>
-      </w:r>
-    </w:p>
-    <w:p>
-      <w:pPr>
-        <w:spacing w:line="336" w:lineRule="auto" w:after="180"/>
-        <w:shd w:fill="F5F1FB"/>
       </w:pPr>
       <w:r>
         <w:rPr>
@@ -2379,7 +2135,7 @@
     </w:p>
     <w:p>
       <w:pPr>
-        <w:pStyle w:val="Heading3"/>
+        <w:pStyle w:val="Heading2"/>
       </w:pPr>
       <w:r>
         <w:t>04. Change one thing. Trace what follows.</w:t>
@@ -2446,7 +2202,6 @@
     <w:p>
       <w:pPr>
         <w:spacing w:line="336" w:lineRule="auto" w:after="180"/>
-        <w:shd w:fill="F5F1FB"/>
       </w:pPr>
       <w:r>
         <w:rPr>
@@ -2485,7 +2240,7 @@
     </w:p>
     <w:p>
       <w:pPr>
-        <w:pStyle w:val="Heading3"/>
+        <w:pStyle w:val="Heading2"/>
       </w:pPr>
       <w:r>
         <w:t>05. Connect the explanation to its limit</w:t>
@@ -2576,7 +2331,6 @@
     <w:p>
       <w:pPr>
         <w:spacing w:line="336" w:lineRule="auto" w:after="180"/>
-        <w:shd w:fill="F5F1FB"/>
       </w:pPr>
       <w:r>
         <w:rPr>
@@ -2615,7 +2369,7 @@
     </w:p>
     <w:p>
       <w:pPr>
-        <w:pStyle w:val="Heading3"/>
+        <w:pStyle w:val="Heading2"/>
       </w:pPr>
       <w:r>
         <w:t>06. Make the idea visible in your project</w:t>
@@ -2717,7 +2471,6 @@
     <w:p>
       <w:pPr>
         <w:spacing w:line="336" w:lineRule="auto" w:after="180"/>
-        <w:shd w:fill="F5F1FB"/>
       </w:pPr>
       <w:r>
         <w:rPr>
@@ -2764,6 +2517,62 @@
     <w:p>
       <w:r>
         <w:t>________________________________________________________________</w:t>
+      </w:r>
+    </w:p>
+    <w:p>
+      <w:pPr>
+        <w:pStyle w:val="Heading2"/>
+      </w:pPr>
+      <w:r>
+        <w:t>Earlier wording, alternatives and picture transcripts · reference / check after trying</w:t>
+      </w:r>
+    </w:p>
+    <w:p>
+      <w:pPr>
+        <w:pStyle w:val="Heading3"/>
+      </w:pPr>
+      <w:r>
+        <w:t>01. A question that evidence can answer: the case</w:t>
+      </w:r>
+    </w:p>
+    <w:p>
+      <w:pPr>
+        <w:pStyle w:val="Heading3"/>
+      </w:pPr>
+      <w:r>
+        <w:t>02. Follow the deciding steps</w:t>
+      </w:r>
+    </w:p>
+    <w:p>
+      <w:pPr>
+        <w:pStyle w:val="Heading3"/>
+      </w:pPr>
+      <w:r>
+        <w:t>03. A question that evidence can answer — evidence trace</w:t>
+      </w:r>
+    </w:p>
+    <w:p>
+      <w:pPr>
+        <w:pStyle w:val="Heading3"/>
+      </w:pPr>
+      <w:r>
+        <w:t>04. Change one thing. Trace what follows.</w:t>
+      </w:r>
+    </w:p>
+    <w:p>
+      <w:pPr>
+        <w:pStyle w:val="Heading3"/>
+      </w:pPr>
+      <w:r>
+        <w:t>05. Connect the explanation to its limit</w:t>
+      </w:r>
+    </w:p>
+    <w:p>
+      <w:pPr>
+        <w:pStyle w:val="Heading3"/>
+      </w:pPr>
+      <w:r>
+        <w:t>06. Make the idea visible in your project</w:t>
       </w:r>
     </w:p>
     <w:sectPr>
